--- a/fuentes/233104_CF02_CFA.docx
+++ b/fuentes/233104_CF02_CFA.docx
@@ -1,6 +1,6 @@
 
 <file path=word/document.xml><?xml version="1.0" encoding="utf-8"?>
-<w:document xmlns:wpc="http://schemas.microsoft.com/office/word/2010/wordprocessingCanvas" xmlns:cx="http://schemas.microsoft.com/office/drawing/2014/chartex" xmlns:cx1="http://schemas.microsoft.com/office/drawing/2015/9/8/chartex" xmlns:cx2="http://schemas.microsoft.com/office/drawing/2015/10/21/chartex" xmlns:cx3="http://schemas.microsoft.com/office/drawing/2016/5/9/chartex" xmlns:cx4="http://schemas.microsoft.com/office/drawing/2016/5/10/chartex" xmlns:cx5="http://schemas.microsoft.com/office/drawing/2016/5/11/chartex" xmlns:cx6="http://schemas.microsoft.com/office/drawing/2016/5/12/chartex" xmlns:cx7="http://schemas.microsoft.com/office/drawing/2016/5/13/chartex" xmlns:cx8="http://schemas.microsoft.com/office/drawing/2016/5/14/chartex" xmlns:mc="http://schemas.openxmlformats.org/markup-compatibility/2006" xmlns:aink="http://schemas.microsoft.com/office/drawing/2016/ink" xmlns:am3d="http://schemas.microsoft.com/office/drawing/2017/model3d" xmlns:o="urn:schemas-microsoft-com:office:office" xmlns:r="http://schemas.openxmlformats.org/officeDocument/2006/relationships" xmlns:m="http://schemas.openxmlformats.org/officeDocument/2006/math" xmlns:v="urn:schemas-microsoft-com:vml" xmlns:wp14="http://schemas.microsoft.com/office/word/2010/wordprocessingDrawing" xmlns:wp="http://schemas.openxmlformats.org/drawingml/2006/wordprocessingDrawing" xmlns:w10="urn:schemas-microsoft-com:office:word" xmlns:w="http://schemas.openxmlformats.org/wordprocessingml/2006/main" xmlns:w14="http://schemas.microsoft.com/office/word/2010/wordml" xmlns:w15="http://schemas.microsoft.com/office/word/2012/wordml" xmlns:w16cex="http://schemas.microsoft.com/office/word/2018/wordml/cex" xmlns:w16cid="http://schemas.microsoft.com/office/word/2016/wordml/cid" xmlns:w16="http://schemas.microsoft.com/office/word/2018/wordml" xmlns:w16se="http://schemas.microsoft.com/office/word/2015/wordml/symex" xmlns:wpg="http://schemas.microsoft.com/office/word/2010/wordprocessingGroup" xmlns:wpi="http://schemas.microsoft.com/office/word/2010/wordprocessingInk" xmlns:wne="http://schemas.microsoft.com/office/word/2006/wordml" xmlns:wps="http://schemas.microsoft.com/office/word/2010/wordprocessingShape" mc:Ignorable="w14 w15 w16se w16cid w16 w16cex wp14">
+<w:document xmlns:wpc="http://schemas.microsoft.com/office/word/2010/wordprocessingCanvas" xmlns:cx="http://schemas.microsoft.com/office/drawing/2014/chartex" xmlns:cx1="http://schemas.microsoft.com/office/drawing/2015/9/8/chartex" xmlns:cx2="http://schemas.microsoft.com/office/drawing/2015/10/21/chartex" xmlns:cx3="http://schemas.microsoft.com/office/drawing/2016/5/9/chartex" xmlns:cx4="http://schemas.microsoft.com/office/drawing/2016/5/10/chartex" xmlns:cx5="http://schemas.microsoft.com/office/drawing/2016/5/11/chartex" xmlns:cx6="http://schemas.microsoft.com/office/drawing/2016/5/12/chartex" xmlns:cx7="http://schemas.microsoft.com/office/drawing/2016/5/13/chartex" xmlns:cx8="http://schemas.microsoft.com/office/drawing/2016/5/14/chartex" xmlns:mc="http://schemas.openxmlformats.org/markup-compatibility/2006" xmlns:aink="http://schemas.microsoft.com/office/drawing/2016/ink" xmlns:am3d="http://schemas.microsoft.com/office/drawing/2017/model3d" xmlns:o="urn:schemas-microsoft-com:office:office" xmlns:r="http://schemas.openxmlformats.org/officeDocument/2006/relationships" xmlns:m="http://schemas.openxmlformats.org/officeDocument/2006/math" xmlns:v="urn:schemas-microsoft-com:vml" xmlns:wp14="http://schemas.microsoft.com/office/word/2010/wordprocessingDrawing" xmlns:wp="http://schemas.openxmlformats.org/drawingml/2006/wordprocessingDrawing" xmlns:w10="urn:schemas-microsoft-com:office:word" xmlns:w="http://schemas.openxmlformats.org/wordprocessingml/2006/main" xmlns:w14="http://schemas.microsoft.com/office/word/2010/wordml" xmlns:w15="http://schemas.microsoft.com/office/word/2012/wordml" xmlns:w16cex="http://schemas.microsoft.com/office/word/2018/wordml/cex" xmlns:w16cid="http://schemas.microsoft.com/office/word/2016/wordml/cid" xmlns:w16="http://schemas.microsoft.com/office/word/2018/wordml" xmlns:w16sdtdh="http://schemas.microsoft.com/office/word/2020/wordml/sdtdatahash" xmlns:w16se="http://schemas.microsoft.com/office/word/2015/wordml/symex" xmlns:wpg="http://schemas.microsoft.com/office/word/2010/wordprocessingGroup" xmlns:wpi="http://schemas.microsoft.com/office/word/2010/wordprocessingInk" xmlns:wne="http://schemas.microsoft.com/office/word/2006/wordml" xmlns:wps="http://schemas.microsoft.com/office/word/2010/wordprocessingShape" mc:Ignorable="w14 w15 w16se w16cid w16 w16cex w16sdtdh wp14">
   <w:body>
     <w:p>
       <w:pPr>
@@ -210,7 +210,7 @@
               </wp:anchor>
             </w:drawing>
           </mc:Choice>
-          <mc:Fallback xmlns:oel="http://schemas.microsoft.com/office/2019/extlst" xmlns:w16sdtdh="http://schemas.microsoft.com/office/word/2020/wordml/sdtdatahash">
+          <mc:Fallback xmlns:oel="http://schemas.microsoft.com/office/2019/extlst">
             <w:pict>
               <v:rect w14:anchorId="4C256C62" id="Rectángulo 3" o:spid="_x0000_s1026" alt="&quot;&quot;" style="position:absolute;margin-left:-55.95pt;margin-top:26.4pt;width:613.85pt;height:164.25pt;z-index:-251655168;visibility:visible;mso-wrap-style:square;mso-height-percent:0;mso-wrap-distance-left:9pt;mso-wrap-distance-top:0;mso-wrap-distance-right:9pt;mso-wrap-distance-bottom:0;mso-position-horizontal:absolute;mso-position-horizontal-relative:text;mso-position-vertical:absolute;mso-position-vertical-relative:text;mso-height-percent:0;mso-height-relative:margin;v-text-anchor:middle" o:gfxdata="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" fillcolor="#00314d" stroked="f" strokeweight="1pt"/>
             </w:pict>
@@ -1977,7 +1977,7 @@
                 <w:noProof/>
                 <w:webHidden/>
               </w:rPr>
-              <w:t>78</w:t>
+              <w:t>79</w:t>
             </w:r>
             <w:r>
               <w:rPr>
@@ -2050,7 +2050,7 @@
                 <w:noProof/>
                 <w:webHidden/>
               </w:rPr>
-              <w:t>80</w:t>
+              <w:t>81</w:t>
             </w:r>
             <w:r>
               <w:rPr>
@@ -2123,7 +2123,7 @@
                 <w:noProof/>
                 <w:webHidden/>
               </w:rPr>
-              <w:t>82</w:t>
+              <w:t>83</w:t>
             </w:r>
             <w:r>
               <w:rPr>
@@ -2196,7 +2196,7 @@
                 <w:noProof/>
                 <w:webHidden/>
               </w:rPr>
-              <w:t>83</w:t>
+              <w:t>84</w:t>
             </w:r>
             <w:r>
               <w:rPr>
@@ -2247,7 +2247,7 @@
     </w:p>
     <w:p>
       <w:r>
-        <w:t xml:space="preserve">Es por ello, que este componente aborda estos aspectos desde una perspectiva integral, iniciando con la elaboración de especificaciones formales mediante el uso de plantillas ERS y estándares como el IEEE 830. A partir de esta base, se profundiza en el análisis de requisitos y en su gestión a lo largo del ciclo de vida del </w:t>
+        <w:t xml:space="preserve">Es por ello que este componente aborda estos aspectos desde una perspectiva integral, iniciando con la elaboración de especificaciones formales mediante el uso de plantillas ERS y estándares como el IEEE 830. A partir de esta base, se profundiza en el análisis de requisitos y en su gestión a lo largo del ciclo de vida del </w:t>
       </w:r>
       <w:r>
         <w:rPr>
@@ -2943,7 +2943,19 @@
     </w:p>
     <w:p>
       <w:r>
-        <w:t>Los componentes del informe de especificación de requisitos son similares al de las plantillas ERS, como se puede apreciar a continuación:</w:t>
+        <w:t>Los componentes del informe de especificación de requisitos son similares a</w:t>
+      </w:r>
+      <w:r>
+        <w:t xml:space="preserve"> </w:t>
+      </w:r>
+      <w:r>
+        <w:t>l</w:t>
+      </w:r>
+      <w:r>
+        <w:t>os</w:t>
+      </w:r>
+      <w:r>
+        <w:t xml:space="preserve"> de las plantillas ERS, como se puede apreciar a continuación:</w:t>
       </w:r>
     </w:p>
     <w:p>
@@ -3210,7 +3222,7 @@
     </w:p>
     <w:p>
       <w:r>
-        <w:t xml:space="preserve">Para finalizar el análisis del informe de especificación de requisitos, a continuación, se relacionan los aspectos clave que determinan su calidad, su uso a lo largo del proyecto y la manera en que debe mantenerse actualizado, destacando su enfoque práctico dentro del desarrollo de </w:t>
+        <w:t xml:space="preserve">Para finalizar el análisis del informe de especificación de requisitos, se relacionan los aspectos clave que determinan su calidad, su uso a lo largo del proyecto y la manera en que debe mantenerse actualizado, destacando su enfoque práctico dentro del desarrollo de </w:t>
       </w:r>
       <w:r>
         <w:rPr>
@@ -4583,7 +4595,13 @@
     </w:p>
     <w:p>
       <w:r>
-        <w:t>A continuación, un poco más detalle de cada una:</w:t>
+        <w:t xml:space="preserve">A continuación, </w:t>
+      </w:r>
+      <w:r>
+        <w:t xml:space="preserve">se ofrece </w:t>
+      </w:r>
+      <w:r>
+        <w:t>un poco más detalle de cada una:</w:t>
       </w:r>
     </w:p>
     <w:p>
@@ -8345,7 +8363,16 @@
     </w:p>
     <w:p>
       <w:r>
-        <w:t>Estas herramientas permiten transformar la información capturada en representaciones visuales del sistema, facilitando su comprensión, análisis y validación por parte de equipos técnicos y no técnicos. Se encuentran dentro de ellas:</w:t>
+        <w:t xml:space="preserve">Estas herramientas permiten transformar la información capturada en representaciones visuales del sistema, facilitando su comprensión, análisis y validación por parte de equipos técnicos y no técnicos. </w:t>
+      </w:r>
+      <w:r>
+        <w:t>Entre ellas s</w:t>
+      </w:r>
+      <w:r>
+        <w:t>e encuentran</w:t>
+      </w:r>
+      <w:r>
+        <w:t>:</w:t>
       </w:r>
     </w:p>
     <w:p>
@@ -9101,6 +9128,7 @@
       </w:pPr>
       <w:r>
         <w:rPr>
+          <w:noProof/>
           <w:lang w:eastAsia="es-CO"/>
         </w:rPr>
         <w:drawing>
@@ -10510,18 +10538,12 @@
       </w:pPr>
       <w:r>
         <w:rPr>
-          <w:b/>
-        </w:rPr>
-        <w:t xml:space="preserve">Sprint </w:t>
-      </w:r>
-      <w:proofErr w:type="spellStart"/>
-      <w:r>
-        <w:rPr>
-          <w:b/>
-        </w:rPr>
-        <w:t>planning</w:t>
-      </w:r>
-      <w:proofErr w:type="spellEnd"/>
+          <w:rStyle w:val="Extranjerismo"/>
+          <w:b/>
+          <w:bCs/>
+        </w:rPr>
+        <w:t>Sprint planning</w:t>
+      </w:r>
       <w:r>
         <w:t>: definición de tareas</w:t>
       </w:r>
@@ -10537,19 +10559,13 @@
           <w:numId w:val="52"/>
         </w:numPr>
       </w:pPr>
-      <w:proofErr w:type="spellStart"/>
-      <w:r>
-        <w:rPr>
-          <w:b/>
-        </w:rPr>
-        <w:t>Daily</w:t>
-      </w:r>
-      <w:proofErr w:type="spellEnd"/>
-      <w:r>
-        <w:rPr>
-          <w:b/>
-        </w:rPr>
-        <w:t xml:space="preserve"> meeting</w:t>
+      <w:r>
+        <w:rPr>
+          <w:rStyle w:val="Extranjerismo"/>
+          <w:b/>
+          <w:bCs/>
+        </w:rPr>
+        <w:t>Daily meeting</w:t>
       </w:r>
       <w:r>
         <w:t>: seguimiento diario</w:t>
@@ -10568,18 +10584,12 @@
       </w:pPr>
       <w:r>
         <w:rPr>
-          <w:b/>
-        </w:rPr>
-        <w:t xml:space="preserve">Sprint </w:t>
-      </w:r>
-      <w:proofErr w:type="spellStart"/>
-      <w:r>
-        <w:rPr>
-          <w:b/>
-        </w:rPr>
-        <w:t>review</w:t>
-      </w:r>
-      <w:proofErr w:type="spellEnd"/>
+          <w:rStyle w:val="Extranjerismo"/>
+          <w:b/>
+          <w:bCs/>
+        </w:rPr>
+        <w:t>Sprint review</w:t>
+      </w:r>
       <w:r>
         <w:t>: validación de entregas</w:t>
       </w:r>
@@ -10595,14 +10605,14 @@
           <w:numId w:val="52"/>
         </w:numPr>
       </w:pPr>
-      <w:proofErr w:type="spellStart"/>
-      <w:r>
-        <w:rPr>
-          <w:b/>
+      <w:r>
+        <w:rPr>
+          <w:rStyle w:val="Extranjerismo"/>
+          <w:b/>
+          <w:bCs/>
         </w:rPr>
         <w:t>Retrospective</w:t>
       </w:r>
-      <w:proofErr w:type="spellEnd"/>
       <w:r>
         <w:t>: mejora del proceso</w:t>
       </w:r>
@@ -10776,12 +10786,16 @@
           <w:numId w:val="53"/>
         </w:numPr>
         <w:rPr>
-          <w:b/>
-        </w:rPr>
-      </w:pPr>
-      <w:r>
-        <w:rPr>
-          <w:b/>
+          <w:rStyle w:val="Extranjerismo"/>
+          <w:b/>
+          <w:bCs/>
+        </w:rPr>
+      </w:pPr>
+      <w:r>
+        <w:rPr>
+          <w:rStyle w:val="Extranjerismo"/>
+          <w:b/>
+          <w:bCs/>
         </w:rPr>
         <w:t>Branch</w:t>
       </w:r>
@@ -10799,28 +10813,31 @@
           <w:numId w:val="53"/>
         </w:numPr>
         <w:rPr>
-          <w:b/>
-        </w:rPr>
-      </w:pPr>
-      <w:proofErr w:type="spellStart"/>
-      <w:r>
-        <w:rPr>
-          <w:b/>
+          <w:rStyle w:val="Extranjerismo"/>
+          <w:b/>
+          <w:bCs/>
+        </w:rPr>
+      </w:pPr>
+      <w:r>
+        <w:rPr>
+          <w:rStyle w:val="Extranjerismo"/>
+          <w:b/>
+          <w:bCs/>
         </w:rPr>
         <w:lastRenderedPageBreak/>
         <w:t>Merge</w:t>
       </w:r>
-      <w:proofErr w:type="spellEnd"/>
     </w:p>
     <w:p>
       <w:r>
         <w:t xml:space="preserve">Es el proceso mediante el cual los cambios realizados en una rama se integran nuevamente en otra, generalmente en la rama principal. El </w:t>
       </w:r>
-      <w:proofErr w:type="spellStart"/>
-      <w:r>
+      <w:r>
+        <w:rPr>
+          <w:rStyle w:val="Extranjerismo"/>
+        </w:rPr>
         <w:t>merge</w:t>
       </w:r>
-      <w:proofErr w:type="spellEnd"/>
       <w:r>
         <w:t xml:space="preserve"> permite unificar el trabajo de distintos desarrolladores y consolidar avances en una sola versión del proyecto.</w:t>
       </w:r>
@@ -11528,7 +11545,13 @@
     </w:p>
     <w:p>
       <w:r>
-        <w:t xml:space="preserve">Para finalizar, a continuación, se presenta un video explicativo que, a través de un caso práctico, ejemplifica el uso del control de versiones y las herramientas asociadas, mostrando cómo se gestionan los cambios, la colaboración en equipo y la integración del trabajo a lo largo del desarrollo de </w:t>
+        <w:t>Para finalizar,</w:t>
+      </w:r>
+      <w:r>
+        <w:t xml:space="preserve"> se presenta un video </w:t>
+      </w:r>
+      <w:r>
+        <w:t xml:space="preserve">explicativo que, a través de un caso práctico, ejemplifica el uso del control de versiones y las herramientas asociadas, mostrando cómo se gestionan los cambios, la colaboración en equipo y la integración del trabajo a lo largo del desarrollo de </w:t>
       </w:r>
       <w:r>
         <w:rPr>
@@ -11542,29 +11565,107 @@
     </w:p>
     <w:p>
       <w:pPr>
+        <w:spacing w:before="0" w:after="160" w:line="259" w:lineRule="auto"/>
+        <w:ind w:firstLine="0"/>
+      </w:pPr>
+      <w:r>
+        <w:br w:type="page"/>
+      </w:r>
+    </w:p>
+    <w:p>
+      <w:pPr>
         <w:pStyle w:val="Video"/>
       </w:pPr>
       <w:r>
+        <w:lastRenderedPageBreak/>
         <w:t>Control de versiones y herramientas asociadas</w:t>
       </w:r>
     </w:p>
     <w:p>
       <w:pPr>
-        <w:ind w:hanging="142"/>
+        <w:ind w:left="1985" w:hanging="1985"/>
         <w:jc w:val="center"/>
       </w:pPr>
+      <w:r>
+        <w:rPr>
+          <w:noProof/>
+        </w:rPr>
+        <w:drawing>
+          <wp:inline distT="0" distB="0" distL="0" distR="0" wp14:anchorId="58B81B92" wp14:editId="33444B7B">
+            <wp:extent cx="4680000" cy="2635200"/>
+            <wp:effectExtent l="0" t="0" r="6350" b="0"/>
+            <wp:docPr id="3" name="Imagen 3">
+              <a:extLst xmlns:a="http://schemas.openxmlformats.org/drawingml/2006/main">
+                <a:ext uri="{C183D7F6-B498-43B3-948B-1728B52AA6E4}">
+                  <adec:decorative xmlns:adec="http://schemas.microsoft.com/office/drawing/2017/decorative" val="1"/>
+                </a:ext>
+              </a:extLst>
+            </wp:docPr>
+            <wp:cNvGraphicFramePr>
+              <a:graphicFrameLocks xmlns:a="http://schemas.openxmlformats.org/drawingml/2006/main" noChangeAspect="1"/>
+            </wp:cNvGraphicFramePr>
+            <a:graphic xmlns:a="http://schemas.openxmlformats.org/drawingml/2006/main">
+              <a:graphicData uri="http://schemas.openxmlformats.org/drawingml/2006/picture">
+                <pic:pic xmlns:pic="http://schemas.openxmlformats.org/drawingml/2006/picture">
+                  <pic:nvPicPr>
+                    <pic:cNvPr id="3" name="Imagen 3">
+                      <a:extLst>
+                        <a:ext uri="{C183D7F6-B498-43B3-948B-1728B52AA6E4}">
+                          <adec:decorative xmlns:adec="http://schemas.microsoft.com/office/drawing/2017/decorative" val="1"/>
+                        </a:ext>
+                      </a:extLst>
+                    </pic:cNvPr>
+                    <pic:cNvPicPr>
+                      <a:picLocks noChangeAspect="1" noChangeArrowheads="1"/>
+                    </pic:cNvPicPr>
+                  </pic:nvPicPr>
+                  <pic:blipFill>
+                    <a:blip r:embed="rId24" cstate="print">
+                      <a:extLst>
+                        <a:ext uri="{28A0092B-C50C-407E-A947-70E740481C1C}">
+                          <a14:useLocalDpi xmlns:a14="http://schemas.microsoft.com/office/drawing/2010/main" val="0"/>
+                        </a:ext>
+                      </a:extLst>
+                    </a:blip>
+                    <a:srcRect/>
+                    <a:stretch>
+                      <a:fillRect/>
+                    </a:stretch>
+                  </pic:blipFill>
+                  <pic:spPr bwMode="auto">
+                    <a:xfrm>
+                      <a:off x="0" y="0"/>
+                      <a:ext cx="4680000" cy="2635200"/>
+                    </a:xfrm>
+                    <a:prstGeom prst="rect">
+                      <a:avLst/>
+                    </a:prstGeom>
+                    <a:noFill/>
+                    <a:ln>
+                      <a:noFill/>
+                    </a:ln>
+                  </pic:spPr>
+                </pic:pic>
+              </a:graphicData>
+            </a:graphic>
+          </wp:inline>
+        </w:drawing>
+      </w:r>
     </w:p>
     <w:p>
       <w:pPr>
         <w:ind w:firstLine="0"/>
         <w:jc w:val="center"/>
       </w:pPr>
-      <w:r>
-        <w:rPr>
-          <w:b/>
-        </w:rPr>
-        <w:t>Enlace de reproducción del video</w:t>
-      </w:r>
+      <w:hyperlink r:id="rId25" w:history="1">
+        <w:r>
+          <w:rPr>
+            <w:rStyle w:val="Hipervnculo"/>
+            <w:b/>
+          </w:rPr>
+          <w:t>Enlace de reproducción del video</w:t>
+        </w:r>
+      </w:hyperlink>
     </w:p>
     <w:tbl>
       <w:tblPr>
@@ -11618,11 +11719,7 @@
               <w:t>software</w:t>
             </w:r>
             <w:r>
-              <w:t xml:space="preserve"> en el que un equipo trabaja de manera colaborativa sobre el mismo proyecto. Al inicio, sin un control de versiones, los integrantes modifican archivos simultáneamente, se sobrescriben cambios y resulta complejo identificar cuál es la versión correcta del sistema. Ante esta </w:t>
-            </w:r>
-            <w:r>
-              <w:lastRenderedPageBreak/>
-              <w:t>situación, el equipo decide incorporar control de versiones como estrategia para gestionar los cambios, mantener un historial confiable y organizar el trabajo conjunto.</w:t>
+              <w:t xml:space="preserve"> en el que un equipo trabaja de manera colaborativa sobre el mismo proyecto. Al inicio, sin un control de versiones, los integrantes modifican archivos simultáneamente, se sobrescriben cambios y resulta complejo identificar cuál es la versión correcta del sistema. Ante esta situación, el equipo decide incorporar control de versiones como estrategia para gestionar los cambios, mantener un historial confiable y organizar el trabajo conjunto.</w:t>
             </w:r>
           </w:p>
           <w:p>
@@ -11636,18 +11733,23 @@
               <w:t>commit</w:t>
             </w:r>
             <w:r>
-              <w:t>, dejando constancia de qué se cambió y por qué. Posteriormente, los cambios se sincronizan con el repositorio remoto, permitiendo que todos los miembros accedan a la versión más reciente del sistema.</w:t>
+              <w:t xml:space="preserve">, dejando constancia de qué se cambió y por qué. Posteriormente, los cambios se sincronizan </w:t>
+            </w:r>
+            <w:r>
+              <w:lastRenderedPageBreak/>
+              <w:t>con el repositorio remoto, permitiendo que todos los miembros accedan a la versión más reciente del sistema.</w:t>
             </w:r>
           </w:p>
           <w:p>
             <w:r>
               <w:t xml:space="preserve">Para evitar afectar la versión estable, el equipo trabaja con ramas de desarrollo. La rama principal conserva el sistema funcional, mientras que las ramas de funcionalidad se utilizan para implementar nuevas características. Una vez finalizado y validado el trabajo, los cambios se integran mediante un </w:t>
             </w:r>
-            <w:proofErr w:type="spellStart"/>
-            <w:r>
+            <w:r>
+              <w:rPr>
+                <w:rStyle w:val="Extranjerismo"/>
+              </w:rPr>
               <w:t>merge</w:t>
             </w:r>
-            <w:proofErr w:type="spellEnd"/>
             <w:r>
               <w:t>, consolidando los avances en una sola versión.</w:t>
             </w:r>
@@ -11686,7 +11788,6 @@
     <w:p>
       <w:pPr>
         <w:pStyle w:val="Titulosgenerales"/>
-        <w:ind w:left="-360"/>
         <w:rPr>
           <w:u w:val="single"/>
         </w:rPr>
@@ -11800,10 +11901,10 @@
                     <pic:cNvPicPr/>
                   </pic:nvPicPr>
                   <pic:blipFill>
-                    <a:blip r:embed="rId24">
+                    <a:blip r:embed="rId26">
                       <a:extLst>
                         <a:ext uri="{96DAC541-7B7A-43D3-8B79-37D633B846F1}">
-                          <asvg:svgBlip xmlns:asvg="http://schemas.microsoft.com/office/drawing/2016/SVG/main" r:embed="rId25"/>
+                          <asvg:svgBlip xmlns:asvg="http://schemas.microsoft.com/office/drawing/2016/SVG/main" r:embed="rId27"/>
                         </a:ext>
                       </a:extLst>
                     </a:blip>
@@ -12387,15 +12488,7 @@
       </w:r>
       <w:proofErr w:type="spellEnd"/>
       <w:r>
-        <w:t xml:space="preserve">. (2015). BABOK </w:t>
-      </w:r>
-      <w:proofErr w:type="spellStart"/>
-      <w:r>
-        <w:t>Guide</w:t>
-      </w:r>
-      <w:proofErr w:type="spellEnd"/>
-      <w:r>
-        <w:t xml:space="preserve"> (3rd ed.). </w:t>
+        <w:t xml:space="preserve">. (2015). BABOK Guide (3rd ed.). </w:t>
       </w:r>
     </w:p>
     <w:p>
@@ -13234,8 +13327,8 @@
       </w:pPr>
     </w:p>
     <w:sectPr>
-      <w:headerReference w:type="default" r:id="rId26"/>
-      <w:footerReference w:type="default" r:id="rId27"/>
+      <w:headerReference w:type="default" r:id="rId28"/>
+      <w:footerReference w:type="default" r:id="rId29"/>
       <w:pgSz w:w="12240" w:h="15840"/>
       <w:pgMar w:top="1701" w:right="1134" w:bottom="1134" w:left="1134" w:header="709" w:footer="737" w:gutter="0"/>
       <w:pgNumType w:start="1"/>
@@ -13248,7 +13341,7 @@
 </file>
 
 <file path=word/endnotes.xml><?xml version="1.0" encoding="utf-8"?>
-<w:endnotes xmlns:wpc="http://schemas.microsoft.com/office/word/2010/wordprocessingCanvas" xmlns:cx="http://schemas.microsoft.com/office/drawing/2014/chartex" xmlns:cx1="http://schemas.microsoft.com/office/drawing/2015/9/8/chartex" xmlns:cx2="http://schemas.microsoft.com/office/drawing/2015/10/21/chartex" xmlns:cx3="http://schemas.microsoft.com/office/drawing/2016/5/9/chartex" xmlns:cx4="http://schemas.microsoft.com/office/drawing/2016/5/10/chartex" xmlns:cx5="http://schemas.microsoft.com/office/drawing/2016/5/11/chartex" xmlns:cx6="http://schemas.microsoft.com/office/drawing/2016/5/12/chartex" xmlns:cx7="http://schemas.microsoft.com/office/drawing/2016/5/13/chartex" xmlns:cx8="http://schemas.microsoft.com/office/drawing/2016/5/14/chartex" xmlns:mc="http://schemas.openxmlformats.org/markup-compatibility/2006" xmlns:aink="http://schemas.microsoft.com/office/drawing/2016/ink" xmlns:am3d="http://schemas.microsoft.com/office/drawing/2017/model3d" xmlns:o="urn:schemas-microsoft-com:office:office" xmlns:r="http://schemas.openxmlformats.org/officeDocument/2006/relationships" xmlns:m="http://schemas.openxmlformats.org/officeDocument/2006/math" xmlns:v="urn:schemas-microsoft-com:vml" xmlns:wp14="http://schemas.microsoft.com/office/word/2010/wordprocessingDrawing" xmlns:wp="http://schemas.openxmlformats.org/drawingml/2006/wordprocessingDrawing" xmlns:w10="urn:schemas-microsoft-com:office:word" xmlns:w="http://schemas.openxmlformats.org/wordprocessingml/2006/main" xmlns:w14="http://schemas.microsoft.com/office/word/2010/wordml" xmlns:w15="http://schemas.microsoft.com/office/word/2012/wordml" xmlns:w16cex="http://schemas.microsoft.com/office/word/2018/wordml/cex" xmlns:w16cid="http://schemas.microsoft.com/office/word/2016/wordml/cid" xmlns:w16="http://schemas.microsoft.com/office/word/2018/wordml" xmlns:w16se="http://schemas.microsoft.com/office/word/2015/wordml/symex" xmlns:wpg="http://schemas.microsoft.com/office/word/2010/wordprocessingGroup" xmlns:wpi="http://schemas.microsoft.com/office/word/2010/wordprocessingInk" xmlns:wne="http://schemas.microsoft.com/office/word/2006/wordml" xmlns:wps="http://schemas.microsoft.com/office/word/2010/wordprocessingShape" mc:Ignorable="w14 w15 w16se w16cid w16 w16cex wp14">
+<w:endnotes xmlns:wpc="http://schemas.microsoft.com/office/word/2010/wordprocessingCanvas" xmlns:cx="http://schemas.microsoft.com/office/drawing/2014/chartex" xmlns:cx1="http://schemas.microsoft.com/office/drawing/2015/9/8/chartex" xmlns:cx2="http://schemas.microsoft.com/office/drawing/2015/10/21/chartex" xmlns:cx3="http://schemas.microsoft.com/office/drawing/2016/5/9/chartex" xmlns:cx4="http://schemas.microsoft.com/office/drawing/2016/5/10/chartex" xmlns:cx5="http://schemas.microsoft.com/office/drawing/2016/5/11/chartex" xmlns:cx6="http://schemas.microsoft.com/office/drawing/2016/5/12/chartex" xmlns:cx7="http://schemas.microsoft.com/office/drawing/2016/5/13/chartex" xmlns:cx8="http://schemas.microsoft.com/office/drawing/2016/5/14/chartex" xmlns:mc="http://schemas.openxmlformats.org/markup-compatibility/2006" xmlns:aink="http://schemas.microsoft.com/office/drawing/2016/ink" xmlns:am3d="http://schemas.microsoft.com/office/drawing/2017/model3d" xmlns:o="urn:schemas-microsoft-com:office:office" xmlns:r="http://schemas.openxmlformats.org/officeDocument/2006/relationships" xmlns:m="http://schemas.openxmlformats.org/officeDocument/2006/math" xmlns:v="urn:schemas-microsoft-com:vml" xmlns:wp14="http://schemas.microsoft.com/office/word/2010/wordprocessingDrawing" xmlns:wp="http://schemas.openxmlformats.org/drawingml/2006/wordprocessingDrawing" xmlns:w10="urn:schemas-microsoft-com:office:word" xmlns:w="http://schemas.openxmlformats.org/wordprocessingml/2006/main" xmlns:w14="http://schemas.microsoft.com/office/word/2010/wordml" xmlns:w15="http://schemas.microsoft.com/office/word/2012/wordml" xmlns:w16cex="http://schemas.microsoft.com/office/word/2018/wordml/cex" xmlns:w16cid="http://schemas.microsoft.com/office/word/2016/wordml/cid" xmlns:w16="http://schemas.microsoft.com/office/word/2018/wordml" xmlns:w16sdtdh="http://schemas.microsoft.com/office/word/2020/wordml/sdtdatahash" xmlns:w16se="http://schemas.microsoft.com/office/word/2015/wordml/symex" xmlns:wpg="http://schemas.microsoft.com/office/word/2010/wordprocessingGroup" xmlns:wpi="http://schemas.microsoft.com/office/word/2010/wordprocessingInk" xmlns:wne="http://schemas.microsoft.com/office/word/2006/wordml" xmlns:wps="http://schemas.microsoft.com/office/word/2010/wordprocessingShape" mc:Ignorable="w14 w15 w16se w16cid w16 w16cex w16sdtdh wp14">
   <w:endnote w:type="separator" w:id="-1">
     <w:p>
       <w:pPr>
@@ -13273,7 +13366,7 @@
 </file>
 
 <file path=word/footer1.xml><?xml version="1.0" encoding="utf-8"?>
-<w:ftr xmlns:wpc="http://schemas.microsoft.com/office/word/2010/wordprocessingCanvas" xmlns:cx="http://schemas.microsoft.com/office/drawing/2014/chartex" xmlns:cx1="http://schemas.microsoft.com/office/drawing/2015/9/8/chartex" xmlns:cx2="http://schemas.microsoft.com/office/drawing/2015/10/21/chartex" xmlns:cx3="http://schemas.microsoft.com/office/drawing/2016/5/9/chartex" xmlns:cx4="http://schemas.microsoft.com/office/drawing/2016/5/10/chartex" xmlns:cx5="http://schemas.microsoft.com/office/drawing/2016/5/11/chartex" xmlns:cx6="http://schemas.microsoft.com/office/drawing/2016/5/12/chartex" xmlns:cx7="http://schemas.microsoft.com/office/drawing/2016/5/13/chartex" xmlns:cx8="http://schemas.microsoft.com/office/drawing/2016/5/14/chartex" xmlns:mc="http://schemas.openxmlformats.org/markup-compatibility/2006" xmlns:aink="http://schemas.microsoft.com/office/drawing/2016/ink" xmlns:am3d="http://schemas.microsoft.com/office/drawing/2017/model3d" xmlns:o="urn:schemas-microsoft-com:office:office" xmlns:r="http://schemas.openxmlformats.org/officeDocument/2006/relationships" xmlns:m="http://schemas.openxmlformats.org/officeDocument/2006/math" xmlns:v="urn:schemas-microsoft-com:vml" xmlns:wp14="http://schemas.microsoft.com/office/word/2010/wordprocessingDrawing" xmlns:wp="http://schemas.openxmlformats.org/drawingml/2006/wordprocessingDrawing" xmlns:w10="urn:schemas-microsoft-com:office:word" xmlns:w="http://schemas.openxmlformats.org/wordprocessingml/2006/main" xmlns:w14="http://schemas.microsoft.com/office/word/2010/wordml" xmlns:w15="http://schemas.microsoft.com/office/word/2012/wordml" xmlns:w16cex="http://schemas.microsoft.com/office/word/2018/wordml/cex" xmlns:w16cid="http://schemas.microsoft.com/office/word/2016/wordml/cid" xmlns:w16="http://schemas.microsoft.com/office/word/2018/wordml" xmlns:w16se="http://schemas.microsoft.com/office/word/2015/wordml/symex" xmlns:wpg="http://schemas.microsoft.com/office/word/2010/wordprocessingGroup" xmlns:wpi="http://schemas.microsoft.com/office/word/2010/wordprocessingInk" xmlns:wne="http://schemas.microsoft.com/office/word/2006/wordml" xmlns:wps="http://schemas.microsoft.com/office/word/2010/wordprocessingShape" mc:Ignorable="w14 w15 w16se w16cid w16 w16cex wp14">
+<w:ftr xmlns:wpc="http://schemas.microsoft.com/office/word/2010/wordprocessingCanvas" xmlns:cx="http://schemas.microsoft.com/office/drawing/2014/chartex" xmlns:cx1="http://schemas.microsoft.com/office/drawing/2015/9/8/chartex" xmlns:cx2="http://schemas.microsoft.com/office/drawing/2015/10/21/chartex" xmlns:cx3="http://schemas.microsoft.com/office/drawing/2016/5/9/chartex" xmlns:cx4="http://schemas.microsoft.com/office/drawing/2016/5/10/chartex" xmlns:cx5="http://schemas.microsoft.com/office/drawing/2016/5/11/chartex" xmlns:cx6="http://schemas.microsoft.com/office/drawing/2016/5/12/chartex" xmlns:cx7="http://schemas.microsoft.com/office/drawing/2016/5/13/chartex" xmlns:cx8="http://schemas.microsoft.com/office/drawing/2016/5/14/chartex" xmlns:mc="http://schemas.openxmlformats.org/markup-compatibility/2006" xmlns:aink="http://schemas.microsoft.com/office/drawing/2016/ink" xmlns:am3d="http://schemas.microsoft.com/office/drawing/2017/model3d" xmlns:o="urn:schemas-microsoft-com:office:office" xmlns:r="http://schemas.openxmlformats.org/officeDocument/2006/relationships" xmlns:m="http://schemas.openxmlformats.org/officeDocument/2006/math" xmlns:v="urn:schemas-microsoft-com:vml" xmlns:wp14="http://schemas.microsoft.com/office/word/2010/wordprocessingDrawing" xmlns:wp="http://schemas.openxmlformats.org/drawingml/2006/wordprocessingDrawing" xmlns:w10="urn:schemas-microsoft-com:office:word" xmlns:w="http://schemas.openxmlformats.org/wordprocessingml/2006/main" xmlns:w14="http://schemas.microsoft.com/office/word/2010/wordml" xmlns:w15="http://schemas.microsoft.com/office/word/2012/wordml" xmlns:w16cex="http://schemas.microsoft.com/office/word/2018/wordml/cex" xmlns:w16cid="http://schemas.microsoft.com/office/word/2016/wordml/cid" xmlns:w16="http://schemas.microsoft.com/office/word/2018/wordml" xmlns:w16sdtdh="http://schemas.microsoft.com/office/word/2020/wordml/sdtdatahash" xmlns:w16se="http://schemas.microsoft.com/office/word/2015/wordml/symex" xmlns:wpg="http://schemas.microsoft.com/office/word/2010/wordprocessingGroup" xmlns:wpi="http://schemas.microsoft.com/office/word/2010/wordprocessingInk" xmlns:wne="http://schemas.microsoft.com/office/word/2006/wordml" xmlns:wps="http://schemas.microsoft.com/office/word/2010/wordprocessingShape" mc:Ignorable="w14 w15 w16se w16cid w16 w16cex w16sdtdh wp14">
   <w:sdt>
     <w:sdtPr>
       <w:id w:val="-1465197936"/>
@@ -13319,7 +13412,7 @@
 </file>
 
 <file path=word/footnotes.xml><?xml version="1.0" encoding="utf-8"?>
-<w:footnotes xmlns:wpc="http://schemas.microsoft.com/office/word/2010/wordprocessingCanvas" xmlns:cx="http://schemas.microsoft.com/office/drawing/2014/chartex" xmlns:cx1="http://schemas.microsoft.com/office/drawing/2015/9/8/chartex" xmlns:cx2="http://schemas.microsoft.com/office/drawing/2015/10/21/chartex" xmlns:cx3="http://schemas.microsoft.com/office/drawing/2016/5/9/chartex" xmlns:cx4="http://schemas.microsoft.com/office/drawing/2016/5/10/chartex" xmlns:cx5="http://schemas.microsoft.com/office/drawing/2016/5/11/chartex" xmlns:cx6="http://schemas.microsoft.com/office/drawing/2016/5/12/chartex" xmlns:cx7="http://schemas.microsoft.com/office/drawing/2016/5/13/chartex" xmlns:cx8="http://schemas.microsoft.com/office/drawing/2016/5/14/chartex" xmlns:mc="http://schemas.openxmlformats.org/markup-compatibility/2006" xmlns:aink="http://schemas.microsoft.com/office/drawing/2016/ink" xmlns:am3d="http://schemas.microsoft.com/office/drawing/2017/model3d" xmlns:o="urn:schemas-microsoft-com:office:office" xmlns:r="http://schemas.openxmlformats.org/officeDocument/2006/relationships" xmlns:m="http://schemas.openxmlformats.org/officeDocument/2006/math" xmlns:v="urn:schemas-microsoft-com:vml" xmlns:wp14="http://schemas.microsoft.com/office/word/2010/wordprocessingDrawing" xmlns:wp="http://schemas.openxmlformats.org/drawingml/2006/wordprocessingDrawing" xmlns:w10="urn:schemas-microsoft-com:office:word" xmlns:w="http://schemas.openxmlformats.org/wordprocessingml/2006/main" xmlns:w14="http://schemas.microsoft.com/office/word/2010/wordml" xmlns:w15="http://schemas.microsoft.com/office/word/2012/wordml" xmlns:w16cex="http://schemas.microsoft.com/office/word/2018/wordml/cex" xmlns:w16cid="http://schemas.microsoft.com/office/word/2016/wordml/cid" xmlns:w16="http://schemas.microsoft.com/office/word/2018/wordml" xmlns:w16se="http://schemas.microsoft.com/office/word/2015/wordml/symex" xmlns:wpg="http://schemas.microsoft.com/office/word/2010/wordprocessingGroup" xmlns:wpi="http://schemas.microsoft.com/office/word/2010/wordprocessingInk" xmlns:wne="http://schemas.microsoft.com/office/word/2006/wordml" xmlns:wps="http://schemas.microsoft.com/office/word/2010/wordprocessingShape" mc:Ignorable="w14 w15 w16se w16cid w16 w16cex wp14">
+<w:footnotes xmlns:wpc="http://schemas.microsoft.com/office/word/2010/wordprocessingCanvas" xmlns:cx="http://schemas.microsoft.com/office/drawing/2014/chartex" xmlns:cx1="http://schemas.microsoft.com/office/drawing/2015/9/8/chartex" xmlns:cx2="http://schemas.microsoft.com/office/drawing/2015/10/21/chartex" xmlns:cx3="http://schemas.microsoft.com/office/drawing/2016/5/9/chartex" xmlns:cx4="http://schemas.microsoft.com/office/drawing/2016/5/10/chartex" xmlns:cx5="http://schemas.microsoft.com/office/drawing/2016/5/11/chartex" xmlns:cx6="http://schemas.microsoft.com/office/drawing/2016/5/12/chartex" xmlns:cx7="http://schemas.microsoft.com/office/drawing/2016/5/13/chartex" xmlns:cx8="http://schemas.microsoft.com/office/drawing/2016/5/14/chartex" xmlns:mc="http://schemas.openxmlformats.org/markup-compatibility/2006" xmlns:aink="http://schemas.microsoft.com/office/drawing/2016/ink" xmlns:am3d="http://schemas.microsoft.com/office/drawing/2017/model3d" xmlns:o="urn:schemas-microsoft-com:office:office" xmlns:r="http://schemas.openxmlformats.org/officeDocument/2006/relationships" xmlns:m="http://schemas.openxmlformats.org/officeDocument/2006/math" xmlns:v="urn:schemas-microsoft-com:vml" xmlns:wp14="http://schemas.microsoft.com/office/word/2010/wordprocessingDrawing" xmlns:wp="http://schemas.openxmlformats.org/drawingml/2006/wordprocessingDrawing" xmlns:w10="urn:schemas-microsoft-com:office:word" xmlns:w="http://schemas.openxmlformats.org/wordprocessingml/2006/main" xmlns:w14="http://schemas.microsoft.com/office/word/2010/wordml" xmlns:w15="http://schemas.microsoft.com/office/word/2012/wordml" xmlns:w16cex="http://schemas.microsoft.com/office/word/2018/wordml/cex" xmlns:w16cid="http://schemas.microsoft.com/office/word/2016/wordml/cid" xmlns:w16="http://schemas.microsoft.com/office/word/2018/wordml" xmlns:w16sdtdh="http://schemas.microsoft.com/office/word/2020/wordml/sdtdatahash" xmlns:w16se="http://schemas.microsoft.com/office/word/2015/wordml/symex" xmlns:wpg="http://schemas.microsoft.com/office/word/2010/wordprocessingGroup" xmlns:wpi="http://schemas.microsoft.com/office/word/2010/wordprocessingInk" xmlns:wne="http://schemas.microsoft.com/office/word/2006/wordml" xmlns:wps="http://schemas.microsoft.com/office/word/2010/wordprocessingShape" mc:Ignorable="w14 w15 w16se w16cid w16 w16cex w16sdtdh wp14">
   <w:footnote w:type="separator" w:id="-1">
     <w:p>
       <w:pPr>
@@ -13344,7 +13437,7 @@
 </file>
 
 <file path=word/header1.xml><?xml version="1.0" encoding="utf-8"?>
-<w:hdr xmlns:wpc="http://schemas.microsoft.com/office/word/2010/wordprocessingCanvas" xmlns:cx="http://schemas.microsoft.com/office/drawing/2014/chartex" xmlns:cx1="http://schemas.microsoft.com/office/drawing/2015/9/8/chartex" xmlns:cx2="http://schemas.microsoft.com/office/drawing/2015/10/21/chartex" xmlns:cx3="http://schemas.microsoft.com/office/drawing/2016/5/9/chartex" xmlns:cx4="http://schemas.microsoft.com/office/drawing/2016/5/10/chartex" xmlns:cx5="http://schemas.microsoft.com/office/drawing/2016/5/11/chartex" xmlns:cx6="http://schemas.microsoft.com/office/drawing/2016/5/12/chartex" xmlns:cx7="http://schemas.microsoft.com/office/drawing/2016/5/13/chartex" xmlns:cx8="http://schemas.microsoft.com/office/drawing/2016/5/14/chartex" xmlns:mc="http://schemas.openxmlformats.org/markup-compatibility/2006" xmlns:aink="http://schemas.microsoft.com/office/drawing/2016/ink" xmlns:am3d="http://schemas.microsoft.com/office/drawing/2017/model3d" xmlns:o="urn:schemas-microsoft-com:office:office" xmlns:r="http://schemas.openxmlformats.org/officeDocument/2006/relationships" xmlns:m="http://schemas.openxmlformats.org/officeDocument/2006/math" xmlns:v="urn:schemas-microsoft-com:vml" xmlns:wp14="http://schemas.microsoft.com/office/word/2010/wordprocessingDrawing" xmlns:wp="http://schemas.openxmlformats.org/drawingml/2006/wordprocessingDrawing" xmlns:w10="urn:schemas-microsoft-com:office:word" xmlns:w="http://schemas.openxmlformats.org/wordprocessingml/2006/main" xmlns:w14="http://schemas.microsoft.com/office/word/2010/wordml" xmlns:w15="http://schemas.microsoft.com/office/word/2012/wordml" xmlns:w16cex="http://schemas.microsoft.com/office/word/2018/wordml/cex" xmlns:w16cid="http://schemas.microsoft.com/office/word/2016/wordml/cid" xmlns:w16="http://schemas.microsoft.com/office/word/2018/wordml" xmlns:w16se="http://schemas.microsoft.com/office/word/2015/wordml/symex" xmlns:wpg="http://schemas.microsoft.com/office/word/2010/wordprocessingGroup" xmlns:wpi="http://schemas.microsoft.com/office/word/2010/wordprocessingInk" xmlns:wne="http://schemas.microsoft.com/office/word/2006/wordml" xmlns:wps="http://schemas.microsoft.com/office/word/2010/wordprocessingShape" mc:Ignorable="w14 w15 w16se w16cid w16 w16cex wp14">
+<w:hdr xmlns:wpc="http://schemas.microsoft.com/office/word/2010/wordprocessingCanvas" xmlns:cx="http://schemas.microsoft.com/office/drawing/2014/chartex" xmlns:cx1="http://schemas.microsoft.com/office/drawing/2015/9/8/chartex" xmlns:cx2="http://schemas.microsoft.com/office/drawing/2015/10/21/chartex" xmlns:cx3="http://schemas.microsoft.com/office/drawing/2016/5/9/chartex" xmlns:cx4="http://schemas.microsoft.com/office/drawing/2016/5/10/chartex" xmlns:cx5="http://schemas.microsoft.com/office/drawing/2016/5/11/chartex" xmlns:cx6="http://schemas.microsoft.com/office/drawing/2016/5/12/chartex" xmlns:cx7="http://schemas.microsoft.com/office/drawing/2016/5/13/chartex" xmlns:cx8="http://schemas.microsoft.com/office/drawing/2016/5/14/chartex" xmlns:mc="http://schemas.openxmlformats.org/markup-compatibility/2006" xmlns:aink="http://schemas.microsoft.com/office/drawing/2016/ink" xmlns:am3d="http://schemas.microsoft.com/office/drawing/2017/model3d" xmlns:o="urn:schemas-microsoft-com:office:office" xmlns:r="http://schemas.openxmlformats.org/officeDocument/2006/relationships" xmlns:m="http://schemas.openxmlformats.org/officeDocument/2006/math" xmlns:v="urn:schemas-microsoft-com:vml" xmlns:wp14="http://schemas.microsoft.com/office/word/2010/wordprocessingDrawing" xmlns:wp="http://schemas.openxmlformats.org/drawingml/2006/wordprocessingDrawing" xmlns:w10="urn:schemas-microsoft-com:office:word" xmlns:w="http://schemas.openxmlformats.org/wordprocessingml/2006/main" xmlns:w14="http://schemas.microsoft.com/office/word/2010/wordml" xmlns:w15="http://schemas.microsoft.com/office/word/2012/wordml" xmlns:w16cex="http://schemas.microsoft.com/office/word/2018/wordml/cex" xmlns:w16cid="http://schemas.microsoft.com/office/word/2016/wordml/cid" xmlns:w16="http://schemas.microsoft.com/office/word/2018/wordml" xmlns:w16sdtdh="http://schemas.microsoft.com/office/word/2020/wordml/sdtdatahash" xmlns:w16se="http://schemas.microsoft.com/office/word/2015/wordml/symex" xmlns:wpg="http://schemas.microsoft.com/office/word/2010/wordprocessingGroup" xmlns:wpi="http://schemas.microsoft.com/office/word/2010/wordprocessingInk" xmlns:wne="http://schemas.microsoft.com/office/word/2006/wordml" xmlns:wps="http://schemas.microsoft.com/office/word/2010/wordprocessingShape" mc:Ignorable="w14 w15 w16se w16cid w16 w16cex w16sdtdh wp14">
   <w:p>
     <w:pPr>
       <w:pStyle w:val="Encabezado"/>
@@ -13430,7 +13523,7 @@
 </file>
 
 <file path=word/numbering.xml><?xml version="1.0" encoding="utf-8"?>
-<w:numbering xmlns:wpc="http://schemas.microsoft.com/office/word/2010/wordprocessingCanvas" xmlns:cx="http://schemas.microsoft.com/office/drawing/2014/chartex" xmlns:cx1="http://schemas.microsoft.com/office/drawing/2015/9/8/chartex" xmlns:cx2="http://schemas.microsoft.com/office/drawing/2015/10/21/chartex" xmlns:cx3="http://schemas.microsoft.com/office/drawing/2016/5/9/chartex" xmlns:cx4="http://schemas.microsoft.com/office/drawing/2016/5/10/chartex" xmlns:cx5="http://schemas.microsoft.com/office/drawing/2016/5/11/chartex" xmlns:cx6="http://schemas.microsoft.com/office/drawing/2016/5/12/chartex" xmlns:cx7="http://schemas.microsoft.com/office/drawing/2016/5/13/chartex" xmlns:cx8="http://schemas.microsoft.com/office/drawing/2016/5/14/chartex" xmlns:mc="http://schemas.openxmlformats.org/markup-compatibility/2006" xmlns:aink="http://schemas.microsoft.com/office/drawing/2016/ink" xmlns:am3d="http://schemas.microsoft.com/office/drawing/2017/model3d" xmlns:o="urn:schemas-microsoft-com:office:office" xmlns:r="http://schemas.openxmlformats.org/officeDocument/2006/relationships" xmlns:m="http://schemas.openxmlformats.org/officeDocument/2006/math" xmlns:v="urn:schemas-microsoft-com:vml" xmlns:wp14="http://schemas.microsoft.com/office/word/2010/wordprocessingDrawing" xmlns:wp="http://schemas.openxmlformats.org/drawingml/2006/wordprocessingDrawing" xmlns:w10="urn:schemas-microsoft-com:office:word" xmlns:w="http://schemas.openxmlformats.org/wordprocessingml/2006/main" xmlns:w14="http://schemas.microsoft.com/office/word/2010/wordml" xmlns:w15="http://schemas.microsoft.com/office/word/2012/wordml" xmlns:w16cex="http://schemas.microsoft.com/office/word/2018/wordml/cex" xmlns:w16cid="http://schemas.microsoft.com/office/word/2016/wordml/cid" xmlns:w16="http://schemas.microsoft.com/office/word/2018/wordml" xmlns:w16se="http://schemas.microsoft.com/office/word/2015/wordml/symex" xmlns:wpg="http://schemas.microsoft.com/office/word/2010/wordprocessingGroup" xmlns:wpi="http://schemas.microsoft.com/office/word/2010/wordprocessingInk" xmlns:wne="http://schemas.microsoft.com/office/word/2006/wordml" xmlns:wps="http://schemas.microsoft.com/office/word/2010/wordprocessingShape" mc:Ignorable="w14 w15 w16se w16cid w16 w16cex wp14">
+<w:numbering xmlns:wpc="http://schemas.microsoft.com/office/word/2010/wordprocessingCanvas" xmlns:cx="http://schemas.microsoft.com/office/drawing/2014/chartex" xmlns:cx1="http://schemas.microsoft.com/office/drawing/2015/9/8/chartex" xmlns:cx2="http://schemas.microsoft.com/office/drawing/2015/10/21/chartex" xmlns:cx3="http://schemas.microsoft.com/office/drawing/2016/5/9/chartex" xmlns:cx4="http://schemas.microsoft.com/office/drawing/2016/5/10/chartex" xmlns:cx5="http://schemas.microsoft.com/office/drawing/2016/5/11/chartex" xmlns:cx6="http://schemas.microsoft.com/office/drawing/2016/5/12/chartex" xmlns:cx7="http://schemas.microsoft.com/office/drawing/2016/5/13/chartex" xmlns:cx8="http://schemas.microsoft.com/office/drawing/2016/5/14/chartex" xmlns:mc="http://schemas.openxmlformats.org/markup-compatibility/2006" xmlns:aink="http://schemas.microsoft.com/office/drawing/2016/ink" xmlns:am3d="http://schemas.microsoft.com/office/drawing/2017/model3d" xmlns:o="urn:schemas-microsoft-com:office:office" xmlns:r="http://schemas.openxmlformats.org/officeDocument/2006/relationships" xmlns:m="http://schemas.openxmlformats.org/officeDocument/2006/math" xmlns:v="urn:schemas-microsoft-com:vml" xmlns:wp14="http://schemas.microsoft.com/office/word/2010/wordprocessingDrawing" xmlns:wp="http://schemas.openxmlformats.org/drawingml/2006/wordprocessingDrawing" xmlns:w10="urn:schemas-microsoft-com:office:word" xmlns:w="http://schemas.openxmlformats.org/wordprocessingml/2006/main" xmlns:w14="http://schemas.microsoft.com/office/word/2010/wordml" xmlns:w15="http://schemas.microsoft.com/office/word/2012/wordml" xmlns:w16cex="http://schemas.microsoft.com/office/word/2018/wordml/cex" xmlns:w16cid="http://schemas.microsoft.com/office/word/2016/wordml/cid" xmlns:w16="http://schemas.microsoft.com/office/word/2018/wordml" xmlns:w16sdtdh="http://schemas.microsoft.com/office/word/2020/wordml/sdtdatahash" xmlns:w16se="http://schemas.microsoft.com/office/word/2015/wordml/symex" xmlns:wpg="http://schemas.microsoft.com/office/word/2010/wordprocessingGroup" xmlns:wpi="http://schemas.microsoft.com/office/word/2010/wordprocessingInk" xmlns:wne="http://schemas.microsoft.com/office/word/2006/wordml" xmlns:wps="http://schemas.microsoft.com/office/word/2010/wordprocessingShape" mc:Ignorable="w14 w15 w16se w16cid w16 w16cex w16sdtdh wp14">
   <w:abstractNum w:abstractNumId="0" w15:restartNumberingAfterBreak="0">
     <w:nsid w:val="FFFFFF89"/>
     <w:multiLevelType w:val="singleLevel"/>
@@ -21897,7 +21990,7 @@
 </file>
 
 <file path=word/styles.xml><?xml version="1.0" encoding="utf-8"?>
-<w:styles xmlns:mc="http://schemas.openxmlformats.org/markup-compatibility/2006" xmlns:r="http://schemas.openxmlformats.org/officeDocument/2006/relationships" xmlns:w="http://schemas.openxmlformats.org/wordprocessingml/2006/main" xmlns:w14="http://schemas.microsoft.com/office/word/2010/wordml" xmlns:w15="http://schemas.microsoft.com/office/word/2012/wordml" xmlns:w16cex="http://schemas.microsoft.com/office/word/2018/wordml/cex" xmlns:w16cid="http://schemas.microsoft.com/office/word/2016/wordml/cid" xmlns:w16="http://schemas.microsoft.com/office/word/2018/wordml" xmlns:w16se="http://schemas.microsoft.com/office/word/2015/wordml/symex" mc:Ignorable="w14 w15 w16se w16cid w16 w16cex">
+<w:styles xmlns:mc="http://schemas.openxmlformats.org/markup-compatibility/2006" xmlns:r="http://schemas.openxmlformats.org/officeDocument/2006/relationships" xmlns:w="http://schemas.openxmlformats.org/wordprocessingml/2006/main" xmlns:w14="http://schemas.microsoft.com/office/word/2010/wordml" xmlns:w15="http://schemas.microsoft.com/office/word/2012/wordml" xmlns:w16cex="http://schemas.microsoft.com/office/word/2018/wordml/cex" xmlns:w16cid="http://schemas.microsoft.com/office/word/2016/wordml/cid" xmlns:w16="http://schemas.microsoft.com/office/word/2018/wordml" xmlns:w16sdtdh="http://schemas.microsoft.com/office/word/2020/wordml/sdtdatahash" xmlns:w16se="http://schemas.microsoft.com/office/word/2015/wordml/symex" mc:Ignorable="w14 w15 w16se w16cid w16 w16cex w16sdtdh">
   <w:docDefaults>
     <w:rPrDefault>
       <w:rPr>
@@ -22021,6 +22114,7 @@
     <w:lsdException w:name="HTML Sample" w:semiHidden="1" w:unhideWhenUsed="1"/>
     <w:lsdException w:name="HTML Typewriter" w:semiHidden="1" w:unhideWhenUsed="1"/>
     <w:lsdException w:name="HTML Variable" w:semiHidden="1" w:unhideWhenUsed="1"/>
+    <w:lsdException w:name="Normal Table" w:semiHidden="1" w:unhideWhenUsed="1"/>
     <w:lsdException w:name="annotation subject" w:semiHidden="1" w:unhideWhenUsed="1"/>
     <w:lsdException w:name="No List" w:semiHidden="1" w:unhideWhenUsed="1"/>
     <w:lsdException w:name="Outline List 1" w:semiHidden="1" w:unhideWhenUsed="1"/>
@@ -22067,8 +22161,10 @@
     <w:lsdException w:name="Table Subtle 2" w:semiHidden="1" w:unhideWhenUsed="1"/>
     <w:lsdException w:name="Table Web 1" w:semiHidden="1" w:unhideWhenUsed="1"/>
     <w:lsdException w:name="Table Web 2" w:semiHidden="1" w:unhideWhenUsed="1"/>
+    <w:lsdException w:name="Table Web 3" w:semiHidden="1" w:unhideWhenUsed="1"/>
     <w:lsdException w:name="Balloon Text" w:semiHidden="1" w:unhideWhenUsed="1"/>
     <w:lsdException w:name="Table Grid" w:uiPriority="39"/>
+    <w:lsdException w:name="Table Theme" w:semiHidden="1" w:unhideWhenUsed="1"/>
     <w:lsdException w:name="Placeholder Text" w:semiHidden="1"/>
     <w:lsdException w:name="No Spacing" w:uiPriority="1" w:qFormat="1"/>
     <w:lsdException w:name="Light Shading" w:uiPriority="60"/>
@@ -23663,21 +23759,10 @@
 </file>
 
 <file path=customXml/item1.xml><?xml version="1.0" encoding="utf-8"?>
-<p:properties xmlns:p="http://schemas.microsoft.com/office/2006/metadata/properties" xmlns:xsi="http://www.w3.org/2001/XMLSchema-instance" xmlns:pc="http://schemas.microsoft.com/office/infopath/2007/PartnerControls">
-  <documentManagement>
-    <TaxCatchAll xmlns="13c90a0b-73bc-4dc0-be5f-28d77b615beb" xsi:nil="true"/>
-    <lcf76f155ced4ddcb4097134ff3c332f xmlns="13c93bba-48ce-428c-bfe5-88b42c19b028">
-      <Terms xmlns="http://schemas.microsoft.com/office/infopath/2007/PartnerControls"/>
-    </lcf76f155ced4ddcb4097134ff3c332f>
-  </documentManagement>
-</p:properties>
+<b:Sources xmlns:b="http://schemas.openxmlformats.org/officeDocument/2006/bibliography" xmlns="http://schemas.openxmlformats.org/officeDocument/2006/bibliography" SelectedStyle="\APASixthEditionOfficeOnline.xsl" StyleName="APA" Version="6"/>
 </file>
 
 <file path=customXml/item2.xml><?xml version="1.0" encoding="utf-8"?>
-<b:Sources xmlns:b="http://schemas.openxmlformats.org/officeDocument/2006/bibliography" xmlns="http://schemas.openxmlformats.org/officeDocument/2006/bibliography" SelectedStyle="\APASixthEditionOfficeOnline.xsl" StyleName="APA" Version="6"/>
-</file>
-
-<file path=customXml/item3.xml><?xml version="1.0" encoding="utf-8"?>
 <?mso-contentType ?>
 <FormTemplates xmlns="http://schemas.microsoft.com/sharepoint/v3/contenttype/forms">
   <Display>DocumentLibraryForm</Display>
@@ -23686,7 +23771,7 @@
 </FormTemplates>
 </file>
 
-<file path=customXml/item4.xml><?xml version="1.0" encoding="utf-8"?>
+<file path=customXml/item3.xml><?xml version="1.0" encoding="utf-8"?>
 <ct:contentTypeSchema xmlns:ct="http://schemas.microsoft.com/office/2006/metadata/contentType" xmlns:ma="http://schemas.microsoft.com/office/2006/metadata/properties/metaAttributes" ct:_="" ma:_="" ma:contentTypeName="Documento" ma:contentTypeID="0x0101006A81D6BD42E8DF4C91013959704817E1" ma:contentTypeVersion="15" ma:contentTypeDescription="Crear nuevo documento." ma:contentTypeScope="" ma:versionID="bf4f72ffd194f0963ff564daca6869f7">
   <xsd:schema xmlns:xsd="http://www.w3.org/2001/XMLSchema" xmlns:xs="http://www.w3.org/2001/XMLSchema" xmlns:p="http://schemas.microsoft.com/office/2006/metadata/properties" xmlns:ns2="13c90a0b-73bc-4dc0-be5f-28d77b615beb" xmlns:ns3="13c93bba-48ce-428c-bfe5-88b42c19b028" targetNamespace="http://schemas.microsoft.com/office/2006/metadata/properties" ma:root="true" ma:fieldsID="8718d6f4873a5b1392a45044efa78385" ns2:_="" ns3:_="">
     <xsd:import namespace="13c90a0b-73bc-4dc0-be5f-28d77b615beb"/>
@@ -23921,18 +24006,18 @@
 </ct:contentTypeSchema>
 </file>
 
-<file path=customXml/itemProps1.xml><?xml version="1.0" encoding="utf-8"?>
-<ds:datastoreItem xmlns:ds="http://schemas.openxmlformats.org/officeDocument/2006/customXml" ds:itemID="{1279454D-02BE-4A9C-A117-DCD1573E2608}">
-  <ds:schemaRefs>
-    <ds:schemaRef ds:uri="http://schemas.microsoft.com/office/2006/metadata/properties"/>
-    <ds:schemaRef ds:uri="http://schemas.microsoft.com/office/infopath/2007/PartnerControls"/>
-    <ds:schemaRef ds:uri="13c90a0b-73bc-4dc0-be5f-28d77b615beb"/>
-    <ds:schemaRef ds:uri="13c93bba-48ce-428c-bfe5-88b42c19b028"/>
-  </ds:schemaRefs>
-</ds:datastoreItem>
+<file path=customXml/item4.xml><?xml version="1.0" encoding="utf-8"?>
+<p:properties xmlns:p="http://schemas.microsoft.com/office/2006/metadata/properties" xmlns:xsi="http://www.w3.org/2001/XMLSchema-instance" xmlns:pc="http://schemas.microsoft.com/office/infopath/2007/PartnerControls">
+  <documentManagement>
+    <TaxCatchAll xmlns="13c90a0b-73bc-4dc0-be5f-28d77b615beb" xsi:nil="true"/>
+    <lcf76f155ced4ddcb4097134ff3c332f xmlns="13c93bba-48ce-428c-bfe5-88b42c19b028">
+      <Terms xmlns="http://schemas.microsoft.com/office/infopath/2007/PartnerControls"/>
+    </lcf76f155ced4ddcb4097134ff3c332f>
+  </documentManagement>
+</p:properties>
 </file>
 
-<file path=customXml/itemProps2.xml><?xml version="1.0" encoding="utf-8"?>
+<file path=customXml/itemProps1.xml><?xml version="1.0" encoding="utf-8"?>
 <ds:datastoreItem xmlns:ds="http://schemas.openxmlformats.org/officeDocument/2006/customXml" ds:itemID="{DA5CA4D0-7762-4C96-9AEF-0280E0F7FA8B}">
   <ds:schemaRefs>
     <ds:schemaRef ds:uri="http://schemas.openxmlformats.org/officeDocument/2006/bibliography"/>
@@ -23940,7 +24025,7 @@
 </ds:datastoreItem>
 </file>
 
-<file path=customXml/itemProps3.xml><?xml version="1.0" encoding="utf-8"?>
+<file path=customXml/itemProps2.xml><?xml version="1.0" encoding="utf-8"?>
 <ds:datastoreItem xmlns:ds="http://schemas.openxmlformats.org/officeDocument/2006/customXml" ds:itemID="{10663269-2064-4804-8290-36D4A57F5557}">
   <ds:schemaRefs>
     <ds:schemaRef ds:uri="http://schemas.microsoft.com/sharepoint/v3/contenttype/forms"/>
@@ -23948,7 +24033,7 @@
 </ds:datastoreItem>
 </file>
 
-<file path=customXml/itemProps4.xml><?xml version="1.0" encoding="utf-8"?>
+<file path=customXml/itemProps3.xml><?xml version="1.0" encoding="utf-8"?>
 <ds:datastoreItem xmlns:ds="http://schemas.openxmlformats.org/officeDocument/2006/customXml" ds:itemID="{59065960-E0CA-4804-83B5-320CBCDCC160}">
   <ds:schemaRefs>
     <ds:schemaRef ds:uri="http://schemas.microsoft.com/office/2006/metadata/contentType"/>
@@ -23965,4 +24050,15 @@
     <ds:schemaRef ds:uri="http://schemas.microsoft.com/internal/obd"/>
   </ds:schemaRefs>
 </ds:datastoreItem>
+</file>
+
+<file path=customXml/itemProps4.xml><?xml version="1.0" encoding="utf-8"?>
+<ds:datastoreItem xmlns:ds="http://schemas.openxmlformats.org/officeDocument/2006/customXml" ds:itemID="{1279454D-02BE-4A9C-A117-DCD1573E2608}">
+  <ds:schemaRefs>
+    <ds:schemaRef ds:uri="http://schemas.microsoft.com/office/2006/metadata/properties"/>
+    <ds:schemaRef ds:uri="http://schemas.microsoft.com/office/infopath/2007/PartnerControls"/>
+    <ds:schemaRef ds:uri="13c90a0b-73bc-4dc0-be5f-28d77b615beb"/>
+    <ds:schemaRef ds:uri="13c93bba-48ce-428c-bfe5-88b42c19b028"/>
+  </ds:schemaRefs>
+</ds:datastoreItem>
 </file>
--- a/fuentes/233104_CF02_CFA.docx
+++ b/fuentes/233104_CF02_CFA.docx
@@ -3899,7 +3899,10 @@
     <w:p>
       <w:r>
         <w:lastRenderedPageBreak/>
-        <w:t>El siguiente esquema presenta el flujo del análisis de requisitos, desde la información inicial hasta la obtención de requisitos validados:</w:t>
+        <w:t>A continuación se presenta</w:t>
+      </w:r>
+      <w:r>
+        <w:t xml:space="preserve"> el flujo del análisis de requisitos, desde la información inicial hasta la obtención de requisitos validados:</w:t>
       </w:r>
     </w:p>
     <w:p>
@@ -5287,546 +5290,97 @@
         <w:pStyle w:val="Prrafodelista"/>
         <w:numPr>
           <w:ilvl w:val="0"/>
-          <w:numId w:val="78"/>
-        </w:numPr>
-      </w:pPr>
-      <w:r>
+          <w:numId w:val="21"/>
+        </w:numPr>
+        <w:rPr>
+          <w:b/>
+        </w:rPr>
+      </w:pPr>
+      <w:r>
+        <w:rPr>
+          <w:b/>
+        </w:rPr>
         <w:t>Identificación de requisitos</w:t>
       </w:r>
       <w:r>
+        <w:rPr>
+          <w:b/>
+        </w:rPr>
         <w:t>.</w:t>
       </w:r>
     </w:p>
     <w:p>
-      <w:pPr>
-        <w:pStyle w:val="Prrafodelista"/>
-        <w:numPr>
-          <w:ilvl w:val="0"/>
-          <w:numId w:val="78"/>
-        </w:numPr>
-      </w:pPr>
-      <w:r>
+      <w:r>
+        <w:t>Consiste en listar y describir los requisitos del sistema que serán analizados, asegurando que todos estén claramente definidos antes de iniciar su evaluación.</w:t>
+      </w:r>
+    </w:p>
+    <w:p>
+      <w:pPr>
+        <w:pStyle w:val="Prrafodelista"/>
+        <w:numPr>
+          <w:ilvl w:val="0"/>
+          <w:numId w:val="21"/>
+        </w:numPr>
+        <w:rPr>
+          <w:b/>
+        </w:rPr>
+      </w:pPr>
+      <w:r>
+        <w:rPr>
+          <w:b/>
+        </w:rPr>
         <w:t>Evaluación de probabilidad</w:t>
       </w:r>
-      <w:r>
-        <w:t>.</w:t>
-      </w:r>
-    </w:p>
-    <w:p>
-      <w:pPr>
-        <w:pStyle w:val="Prrafodelista"/>
-        <w:numPr>
-          <w:ilvl w:val="0"/>
-          <w:numId w:val="78"/>
-        </w:numPr>
-      </w:pPr>
-      <w:proofErr w:type="spellStart"/>
-      <w:r>
-        <w:rPr>
-          <w:lang w:val="en-US"/>
-        </w:rPr>
-        <w:t>Evaluación</w:t>
-      </w:r>
-      <w:proofErr w:type="spellEnd"/>
-      <w:r>
-        <w:rPr>
-          <w:lang w:val="en-US"/>
-        </w:rPr>
-        <w:t xml:space="preserve"> de </w:t>
-      </w:r>
-      <w:proofErr w:type="spellStart"/>
-      <w:r>
-        <w:rPr>
-          <w:lang w:val="en-US"/>
-        </w:rPr>
-        <w:t>impacto</w:t>
-      </w:r>
-      <w:proofErr w:type="spellEnd"/>
-      <w:r>
-        <w:rPr>
-          <w:lang w:val="en-US"/>
-        </w:rPr>
-        <w:t>.</w:t>
-      </w:r>
-    </w:p>
-    <w:p>
-      <w:pPr>
-        <w:pStyle w:val="Prrafodelista"/>
-        <w:numPr>
-          <w:ilvl w:val="0"/>
-          <w:numId w:val="78"/>
-        </w:numPr>
-      </w:pPr>
-      <w:r>
+    </w:p>
+    <w:p>
+      <w:r>
+        <w:t>En esta etapa se estima la probabilidad de que cada requisito presente riesgos, considerando factores como complejidad, incertidumbre o dependencia de terceros.</w:t>
+      </w:r>
+    </w:p>
+    <w:p>
+      <w:pPr>
+        <w:pStyle w:val="Prrafodelista"/>
+        <w:numPr>
+          <w:ilvl w:val="0"/>
+          <w:numId w:val="21"/>
+        </w:numPr>
+        <w:rPr>
+          <w:b/>
+        </w:rPr>
+      </w:pPr>
+      <w:r>
+        <w:rPr>
+          <w:b/>
+        </w:rPr>
+        <w:t>Evaluación de impacto</w:t>
+      </w:r>
+    </w:p>
+    <w:p>
+      <w:r>
+        <w:t>Analiza las consecuencias que tendría un problema asociado a cada requisito, evaluando su efecto sobre el alcance, el costo, el tiempo o la calidad del sistema.</w:t>
+      </w:r>
+    </w:p>
+    <w:p>
+      <w:pPr>
+        <w:pStyle w:val="Prrafodelista"/>
+        <w:numPr>
+          <w:ilvl w:val="0"/>
+          <w:numId w:val="21"/>
+        </w:numPr>
+        <w:rPr>
+          <w:b/>
+        </w:rPr>
+      </w:pPr>
+      <w:r>
+        <w:rPr>
+          <w:b/>
+        </w:rPr>
         <w:t>Cálculo del riesgo</w:t>
       </w:r>
-      <w:r>
-        <w:t>.</w:t>
-      </w:r>
-    </w:p>
-    <w:p>
-      <w:pPr>
-        <w:pStyle w:val="Prrafodelista"/>
-        <w:numPr>
-          <w:ilvl w:val="0"/>
-          <w:numId w:val="78"/>
-        </w:numPr>
-      </w:pPr>
-      <w:r>
-        <w:t>Priorización</w:t>
-      </w:r>
-      <w:r>
-        <w:t>.</w:t>
-      </w:r>
-    </w:p>
-    <w:p>
-      <w:pPr>
-        <w:pStyle w:val="Prrafodelista"/>
-        <w:ind w:left="1069" w:firstLine="0"/>
-      </w:pPr>
-    </w:p>
-    <w:p>
-      <w:pPr>
-        <w:pStyle w:val="Prrafodelista"/>
-        <w:numPr>
-          <w:ilvl w:val="0"/>
-          <w:numId w:val="21"/>
-        </w:numPr>
-        <w:rPr>
-          <w:b/>
-        </w:rPr>
-      </w:pPr>
-      <w:r>
-        <w:rPr>
-          <w:b/>
-        </w:rPr>
-        <w:t>Identificación de requisitos</w:t>
-      </w:r>
-      <w:r>
-        <w:rPr>
-          <w:b/>
-        </w:rPr>
-        <w:t>.</w:t>
-      </w:r>
-    </w:p>
-    <w:p>
-      <w:r>
-        <w:t>Consiste en listar y describir los requisitos del sistema que serán analizados, asegurando que todos estén claramente definidos antes de iniciar su evaluación.</w:t>
-      </w:r>
-    </w:p>
-    <w:p>
-      <w:pPr>
-        <w:pStyle w:val="Prrafodelista"/>
-        <w:numPr>
-          <w:ilvl w:val="0"/>
-          <w:numId w:val="21"/>
-        </w:numPr>
-        <w:rPr>
-          <w:b/>
-        </w:rPr>
-      </w:pPr>
-      <w:r>
-        <w:rPr>
-          <w:b/>
-        </w:rPr>
-        <w:t>Evaluación de probabilidad</w:t>
-      </w:r>
-    </w:p>
-    <w:p>
-      <w:r>
-        <w:t>En esta etapa se estima la probabilidad de que cada requisito presente riesgos, considerando factores como complejidad, incertidumbre o dependencia de terceros.</w:t>
-      </w:r>
-    </w:p>
-    <w:p>
-      <w:pPr>
-        <w:pStyle w:val="Prrafodelista"/>
-        <w:numPr>
-          <w:ilvl w:val="0"/>
-          <w:numId w:val="21"/>
-        </w:numPr>
-        <w:rPr>
-          <w:b/>
-        </w:rPr>
-      </w:pPr>
-      <w:r>
-        <w:rPr>
-          <w:b/>
-        </w:rPr>
-        <w:t>Evaluación de impacto</w:t>
-      </w:r>
-    </w:p>
-    <w:p>
-      <w:r>
-        <w:t>Analiza las consecuencias que tendría un problema asociado a cada requisito, evaluando su efecto sobre el alcance, el costo, el tiempo o la calidad del sistema.</w:t>
-      </w:r>
-    </w:p>
-    <w:p>
-      <w:pPr>
-        <w:pStyle w:val="Prrafodelista"/>
-        <w:numPr>
-          <w:ilvl w:val="0"/>
-          <w:numId w:val="21"/>
-        </w:numPr>
-        <w:rPr>
-          <w:b/>
-        </w:rPr>
-      </w:pPr>
-      <w:r>
-        <w:rPr>
-          <w:b/>
-        </w:rPr>
-        <w:lastRenderedPageBreak/>
-        <w:t>Cálculo del riesgo</w:t>
-      </w:r>
     </w:p>
     <w:p>
       <w:r>
         <w:t>Se obtiene combinando la probabilidad y el impacto, lo que permite asignar un nivel de riesgo a cada requisito de forma comparable y objetiva.</w:t>
-      </w:r>
-    </w:p>
-    <w:p>
-      <w:pPr>
-        <w:pStyle w:val="Prrafodelista"/>
-        <w:numPr>
-          <w:ilvl w:val="0"/>
-          <w:numId w:val="21"/>
-        </w:numPr>
-        <w:rPr>
-          <w:b/>
-        </w:rPr>
-      </w:pPr>
-      <w:r>
-        <w:rPr>
-          <w:b/>
-        </w:rPr>
-        <w:t>Priorización</w:t>
-      </w:r>
-    </w:p>
-    <w:p>
-      <w:r>
-        <w:t>Finalmente, los requisitos se ordenan según su nivel de riesgo, enfocando los esfuerzos del proyecto en aquellos que requieren mayor atención y control.</w:t>
-      </w:r>
-    </w:p>
-    <w:p>
-      <w:r>
-        <w:t>La técnica basada en riesgo tiene una relación directa con el proceso de pruebas, ya que los requisitos con mayor riesgo deben ser probados con mayor intensidad y profundidad, así:</w:t>
-      </w:r>
-    </w:p>
-    <w:p>
-      <w:pPr>
-        <w:pStyle w:val="Prrafodelista"/>
-        <w:numPr>
-          <w:ilvl w:val="0"/>
-          <w:numId w:val="22"/>
-        </w:numPr>
-      </w:pPr>
-      <w:r>
-        <w:t>Requisitos críticos → mayor cobertura de pruebas.</w:t>
-      </w:r>
-    </w:p>
-    <w:p>
-      <w:pPr>
-        <w:pStyle w:val="Prrafodelista"/>
-        <w:numPr>
-          <w:ilvl w:val="0"/>
-          <w:numId w:val="22"/>
-        </w:numPr>
-      </w:pPr>
-      <w:r>
-        <w:t>Requisitos complejos → pruebas detalladas.</w:t>
-      </w:r>
-    </w:p>
-    <w:p>
-      <w:pPr>
-        <w:pStyle w:val="Prrafodelista"/>
-        <w:numPr>
-          <w:ilvl w:val="0"/>
-          <w:numId w:val="22"/>
-        </w:numPr>
-      </w:pPr>
-      <w:r>
-        <w:t>Requisitos sensibles → validación continua.</w:t>
-      </w:r>
-    </w:p>
-    <w:p>
-      <w:pPr>
-        <w:pStyle w:val="Prrafodelista"/>
-        <w:numPr>
-          <w:ilvl w:val="0"/>
-          <w:numId w:val="22"/>
-        </w:numPr>
-      </w:pPr>
-      <w:r>
-        <w:t>Requisitos de bajo riesgo → pruebas básicas.</w:t>
-      </w:r>
-    </w:p>
-    <w:p>
-      <w:r>
-        <w:t>Esta técnica es especialmente relevante en:</w:t>
-      </w:r>
-    </w:p>
-    <w:p>
-      <w:pPr>
-        <w:pStyle w:val="Prrafodelista"/>
-        <w:numPr>
-          <w:ilvl w:val="0"/>
-          <w:numId w:val="23"/>
-        </w:numPr>
-      </w:pPr>
-      <w:r>
-        <w:t>Sistemas financieros (transacciones, pagos).</w:t>
-      </w:r>
-    </w:p>
-    <w:p>
-      <w:pPr>
-        <w:pStyle w:val="Prrafodelista"/>
-        <w:numPr>
-          <w:ilvl w:val="0"/>
-          <w:numId w:val="23"/>
-        </w:numPr>
-      </w:pPr>
-      <w:r>
-        <w:t>Sistemas de salud (información crítica).</w:t>
-      </w:r>
-    </w:p>
-    <w:p>
-      <w:pPr>
-        <w:pStyle w:val="Prrafodelista"/>
-        <w:numPr>
-          <w:ilvl w:val="0"/>
-          <w:numId w:val="23"/>
-        </w:numPr>
-      </w:pPr>
-      <w:r>
-        <w:t>Sistemas de seguridad (autenticación, acceso).</w:t>
-      </w:r>
-    </w:p>
-    <w:p>
-      <w:pPr>
-        <w:pStyle w:val="Prrafodelista"/>
-        <w:numPr>
-          <w:ilvl w:val="0"/>
-          <w:numId w:val="23"/>
-        </w:numPr>
-      </w:pPr>
-      <w:r>
-        <w:t>Plataformas con alta concurrencia.</w:t>
-      </w:r>
-    </w:p>
-    <w:p>
-      <w:pPr>
-        <w:pStyle w:val="Prrafodelista"/>
-        <w:ind w:left="1069" w:firstLine="0"/>
-      </w:pPr>
-      <w:r>
-        <w:t>A pesar de sus ventajas, esta técnica presenta algunos retos:</w:t>
-      </w:r>
-    </w:p>
-    <w:p>
-      <w:pPr>
-        <w:pStyle w:val="Prrafodelista"/>
-        <w:numPr>
-          <w:ilvl w:val="0"/>
-          <w:numId w:val="24"/>
-        </w:numPr>
-      </w:pPr>
-      <w:r>
-        <w:t>Requiere experiencia para evaluar correctamente el riesgo.</w:t>
-      </w:r>
-    </w:p>
-    <w:p>
-      <w:pPr>
-        <w:pStyle w:val="Prrafodelista"/>
-        <w:numPr>
-          <w:ilvl w:val="0"/>
-          <w:numId w:val="24"/>
-        </w:numPr>
-      </w:pPr>
-      <w:r>
-        <w:t>Puede ser subjetiva si no se utilizan criterios definidos.</w:t>
-      </w:r>
-    </w:p>
-    <w:p>
-      <w:pPr>
-        <w:pStyle w:val="Prrafodelista"/>
-        <w:numPr>
-          <w:ilvl w:val="0"/>
-          <w:numId w:val="24"/>
-        </w:numPr>
-      </w:pPr>
-      <w:r>
-        <w:t>Depende de información previa o conocimiento del sistema.</w:t>
-      </w:r>
-    </w:p>
-    <w:p>
-      <w:r>
-        <w:lastRenderedPageBreak/>
-        <w:t>La priorización basada en riesgo no busca maximizar valor, sino minimizar impacto negativo. Su correcta aplicación permite enfocar el desarrollo en los puntos más críticos del sistema, asegurando mayor estabilidad y reduciendo fallos en producción.</w:t>
-      </w:r>
-    </w:p>
-    <w:p/>
-    <w:p>
-      <w:pPr>
-        <w:pStyle w:val="Ttulo2"/>
-      </w:pPr>
-      <w:bookmarkStart w:id="10" w:name="_Toc230283023"/>
-      <w:r>
-        <w:t>Trazabilidad y matriz de trazabilidad de requisitos</w:t>
-      </w:r>
-      <w:bookmarkEnd w:id="10"/>
-    </w:p>
-    <w:p>
-      <w:r>
-        <w:t>La trazabilidad de requisitos es la capacidad de rastrear y relacionar cada requisito con los distintos elementos del proyecto, desde su origen hasta su implementación y validación. Este proceso permite mantener visibilidad completa del sistema, asegurando que todos los requisitos definidos sean considerados durante el desarrollo y que cualquier cambio pueda evaluarse de manera controlada.</w:t>
-      </w:r>
-    </w:p>
-    <w:p>
-      <w:r>
-        <w:t xml:space="preserve">En proyectos de </w:t>
-      </w:r>
-      <w:r>
-        <w:rPr>
-          <w:rStyle w:val="Extranjerismo"/>
-        </w:rPr>
-        <w:t>software</w:t>
-      </w:r>
-      <w:r>
-        <w:t>, donde los requisitos evolucionan constantemente, la trazabilidad se convierte en un mecanismo clave para garantizar coherencia, control y cumplimiento. Sin ella, resulta difícil determinar si un requisito fue implementado correctamente o si un cambio afecta otras partes del sistema.</w:t>
-      </w:r>
-    </w:p>
-    <w:p>
-      <w:r>
-        <w:t>El enfoque funcional de la trazabilidad se centra en cómo cada requisito se relaciona con los elementos que permiten su materialización dentro del sistema, asegurando que exista una conexión clara entre lo que se define, lo que se diseña, lo que se desarrolla y lo que se valida.</w:t>
-      </w:r>
-    </w:p>
-    <w:p>
-      <w:r>
-        <w:t>A diferencia de una trazabilidad meramente documental, este enfoque tiene un carácter operativo, ya que permite responder preguntas clave durante el desarrollo como son:</w:t>
-      </w:r>
-    </w:p>
-    <w:p>
-      <w:pPr>
-        <w:pStyle w:val="Prrafodelista"/>
-        <w:numPr>
-          <w:ilvl w:val="0"/>
-          <w:numId w:val="25"/>
-        </w:numPr>
-      </w:pPr>
-      <w:r>
-        <w:t xml:space="preserve">¿Qué parte del sistema implementa este requisito? </w:t>
-      </w:r>
-    </w:p>
-    <w:p>
-      <w:pPr>
-        <w:pStyle w:val="Prrafodelista"/>
-        <w:numPr>
-          <w:ilvl w:val="0"/>
-          <w:numId w:val="25"/>
-        </w:numPr>
-      </w:pPr>
-      <w:r>
-        <w:lastRenderedPageBreak/>
-        <w:t xml:space="preserve">¿Qué componentes se ven afectados si el requisito cambia? </w:t>
-      </w:r>
-    </w:p>
-    <w:p>
-      <w:pPr>
-        <w:pStyle w:val="Prrafodelista"/>
-        <w:numPr>
-          <w:ilvl w:val="0"/>
-          <w:numId w:val="25"/>
-        </w:numPr>
-      </w:pPr>
-      <w:r>
-        <w:t xml:space="preserve">¿Cómo se valida que el requisito fue cumplido? </w:t>
-      </w:r>
-    </w:p>
-    <w:p>
-      <w:r>
-        <w:t>En este sentido, la trazabilidad funcional actúa como un mecanismo de control que vincula los requisitos con su ejecución real dentro del proyecto.</w:t>
-      </w:r>
-    </w:p>
-    <w:p>
-      <w:r>
-        <w:t>El enfoque funcional de la trazabilidad puede aplicarse en distintos niveles del sistema, dependiendo del grado de detalle requerido:</w:t>
-      </w:r>
-    </w:p>
-    <w:p>
-      <w:pPr>
-        <w:pStyle w:val="Prrafodelista"/>
-        <w:numPr>
-          <w:ilvl w:val="0"/>
-          <w:numId w:val="26"/>
-        </w:numPr>
-      </w:pPr>
-      <w:r>
-        <w:rPr>
-          <w:b/>
-        </w:rPr>
-        <w:t>Nivel alto (funcional)</w:t>
-      </w:r>
-      <w:r>
-        <w:t>: r</w:t>
-      </w:r>
-      <w:r>
-        <w:t>elación entre requisitos y funcionalidades generales del sistema.</w:t>
-      </w:r>
-    </w:p>
-    <w:p>
-      <w:pPr>
-        <w:pStyle w:val="Prrafodelista"/>
-        <w:numPr>
-          <w:ilvl w:val="0"/>
-          <w:numId w:val="26"/>
-        </w:numPr>
-      </w:pPr>
-      <w:r>
-        <w:rPr>
-          <w:b/>
-        </w:rPr>
-        <w:t>Nivel medio (arquitectónico)</w:t>
-      </w:r>
-      <w:r>
-        <w:t>: v</w:t>
-      </w:r>
-      <w:r>
-        <w:t>ínculo con componentes o módulos.</w:t>
-      </w:r>
-    </w:p>
-    <w:p>
-      <w:pPr>
-        <w:pStyle w:val="Prrafodelista"/>
-        <w:numPr>
-          <w:ilvl w:val="0"/>
-          <w:numId w:val="26"/>
-        </w:numPr>
-      </w:pPr>
-      <w:r>
-        <w:rPr>
-          <w:b/>
-        </w:rPr>
-        <w:t>Nivel bajo (técnico)</w:t>
-      </w:r>
-      <w:r>
-        <w:t>: r</w:t>
-      </w:r>
-      <w:r>
-        <w:t>elación directa con código y pruebas.</w:t>
-      </w:r>
-    </w:p>
-    <w:p>
-      <w:r>
-        <w:t>Esta segmentación permite adaptar la trazabilidad al tipo de proyecto, evitando sobrecarga de información en sistemas simples o falta de control en sistemas complejos.</w:t>
-      </w:r>
-    </w:p>
-    <w:p>
-      <w:r>
-        <w:t>La matriz de trazabilidad es una herramienta que permite visualizar de manera estructurada las relaciones entre requisitos y otros elementos del sistema. Se utiliza principalmente para verificar que todos los requisitos han sido considerados durante el desarrollo.</w:t>
-      </w:r>
-    </w:p>
-    <w:p>
-      <w:r>
-        <w:t>A diferencia de una lista simple, la matriz permite analizar múltiples relaciones de forma simultánea, facilitando la identificación de vacíos o inconsistencias. Además, tiene la siguiente estructura:</w:t>
       </w:r>
     </w:p>
     <w:p>
@@ -5840,10 +5394,358 @@
     </w:p>
     <w:p>
       <w:pPr>
+        <w:pStyle w:val="Prrafodelista"/>
+        <w:numPr>
+          <w:ilvl w:val="0"/>
+          <w:numId w:val="21"/>
+        </w:numPr>
+        <w:rPr>
+          <w:b/>
+        </w:rPr>
+      </w:pPr>
+      <w:r>
+        <w:rPr>
+          <w:b/>
+        </w:rPr>
+        <w:lastRenderedPageBreak/>
+        <w:t>Priorización</w:t>
+      </w:r>
+    </w:p>
+    <w:p>
+      <w:r>
+        <w:t>Finalmente, los requisitos se ordenan según su nivel de riesgo, enfocando los esfuerzos del proyecto en aquellos que requieren mayor atención y control.</w:t>
+      </w:r>
+    </w:p>
+    <w:p>
+      <w:r>
+        <w:t>La técnica basada en riesgo tiene una relación directa con el proceso de pruebas, ya que los requisitos con mayor riesgo deben ser probados con mayor intensidad y profundidad, así:</w:t>
+      </w:r>
+    </w:p>
+    <w:p>
+      <w:pPr>
+        <w:pStyle w:val="Prrafodelista"/>
+        <w:numPr>
+          <w:ilvl w:val="0"/>
+          <w:numId w:val="22"/>
+        </w:numPr>
+      </w:pPr>
+      <w:r>
+        <w:t>Requisitos críticos → mayor cobertura de pruebas.</w:t>
+      </w:r>
+    </w:p>
+    <w:p>
+      <w:pPr>
+        <w:pStyle w:val="Prrafodelista"/>
+        <w:numPr>
+          <w:ilvl w:val="0"/>
+          <w:numId w:val="22"/>
+        </w:numPr>
+      </w:pPr>
+      <w:r>
+        <w:t>Requisitos complejos → pruebas detalladas.</w:t>
+      </w:r>
+    </w:p>
+    <w:p>
+      <w:pPr>
+        <w:pStyle w:val="Prrafodelista"/>
+        <w:numPr>
+          <w:ilvl w:val="0"/>
+          <w:numId w:val="22"/>
+        </w:numPr>
+      </w:pPr>
+      <w:r>
+        <w:t>Requisitos sensibles → validación continua.</w:t>
+      </w:r>
+    </w:p>
+    <w:p>
+      <w:pPr>
+        <w:pStyle w:val="Prrafodelista"/>
+        <w:numPr>
+          <w:ilvl w:val="0"/>
+          <w:numId w:val="22"/>
+        </w:numPr>
+      </w:pPr>
+      <w:r>
+        <w:t>Requisitos de bajo riesgo → pruebas básicas.</w:t>
+      </w:r>
+    </w:p>
+    <w:p>
+      <w:r>
+        <w:t>Esta técnica es especialmente relevante en:</w:t>
+      </w:r>
+    </w:p>
+    <w:p>
+      <w:pPr>
+        <w:pStyle w:val="Prrafodelista"/>
+        <w:numPr>
+          <w:ilvl w:val="0"/>
+          <w:numId w:val="23"/>
+        </w:numPr>
+      </w:pPr>
+      <w:r>
+        <w:t>Sistemas financieros (transacciones, pagos).</w:t>
+      </w:r>
+    </w:p>
+    <w:p>
+      <w:pPr>
+        <w:pStyle w:val="Prrafodelista"/>
+        <w:numPr>
+          <w:ilvl w:val="0"/>
+          <w:numId w:val="23"/>
+        </w:numPr>
+      </w:pPr>
+      <w:r>
+        <w:t>Sistemas de salud (información crítica).</w:t>
+      </w:r>
+    </w:p>
+    <w:p>
+      <w:pPr>
+        <w:pStyle w:val="Prrafodelista"/>
+        <w:numPr>
+          <w:ilvl w:val="0"/>
+          <w:numId w:val="23"/>
+        </w:numPr>
+      </w:pPr>
+      <w:r>
+        <w:t>Sistemas de seguridad (autenticación, acceso).</w:t>
+      </w:r>
+    </w:p>
+    <w:p>
+      <w:pPr>
+        <w:pStyle w:val="Prrafodelista"/>
+        <w:numPr>
+          <w:ilvl w:val="0"/>
+          <w:numId w:val="23"/>
+        </w:numPr>
+      </w:pPr>
+      <w:r>
+        <w:t>Plataformas con alta concurrencia.</w:t>
+      </w:r>
+    </w:p>
+    <w:p>
+      <w:pPr>
+        <w:pStyle w:val="Prrafodelista"/>
+        <w:ind w:left="1069" w:firstLine="0"/>
+      </w:pPr>
+      <w:r>
+        <w:t>A pesar de sus ventajas, esta técnica presenta algunos retos:</w:t>
+      </w:r>
+    </w:p>
+    <w:p>
+      <w:pPr>
+        <w:pStyle w:val="Prrafodelista"/>
+        <w:numPr>
+          <w:ilvl w:val="0"/>
+          <w:numId w:val="24"/>
+        </w:numPr>
+      </w:pPr>
+      <w:r>
+        <w:t>Requiere experiencia para evaluar correctamente el riesgo.</w:t>
+      </w:r>
+    </w:p>
+    <w:p>
+      <w:pPr>
+        <w:pStyle w:val="Prrafodelista"/>
+        <w:numPr>
+          <w:ilvl w:val="0"/>
+          <w:numId w:val="24"/>
+        </w:numPr>
+      </w:pPr>
+      <w:r>
+        <w:t>Puede ser subjetiva si no se utilizan criterios definidos.</w:t>
+      </w:r>
+    </w:p>
+    <w:p>
+      <w:pPr>
+        <w:pStyle w:val="Prrafodelista"/>
+        <w:numPr>
+          <w:ilvl w:val="0"/>
+          <w:numId w:val="24"/>
+        </w:numPr>
+      </w:pPr>
+      <w:r>
+        <w:t>Depende de información previa o conocimiento del sistema.</w:t>
+      </w:r>
+    </w:p>
+    <w:p>
+      <w:r>
+        <w:t xml:space="preserve">La priorización basada en riesgo no busca maximizar valor, sino minimizar impacto negativo. Su correcta aplicación permite enfocar el desarrollo en los puntos </w:t>
+      </w:r>
+      <w:r>
+        <w:lastRenderedPageBreak/>
+        <w:t>más críticos del sistema, asegurando mayor estabilidad y reduciendo fallos en producción.</w:t>
+      </w:r>
+    </w:p>
+    <w:p/>
+    <w:p>
+      <w:pPr>
+        <w:pStyle w:val="Ttulo2"/>
+      </w:pPr>
+      <w:bookmarkStart w:id="10" w:name="_Toc230283023"/>
+      <w:r>
+        <w:t>Trazabilidad y matriz de trazabilidad de requisitos</w:t>
+      </w:r>
+      <w:bookmarkEnd w:id="10"/>
+    </w:p>
+    <w:p>
+      <w:r>
+        <w:t>La trazabilidad de requisitos es la capacidad de rastrear y relacionar cada requisito con los distintos elementos del proyecto, desde su origen hasta su implementación y validación. Este proceso permite mantener visibilidad completa del sistema, asegurando que todos los requisitos definidos sean considerados durante el desarrollo y que cualquier cambio pueda evaluarse de manera controlada.</w:t>
+      </w:r>
+    </w:p>
+    <w:p>
+      <w:r>
+        <w:t xml:space="preserve">En proyectos de </w:t>
+      </w:r>
+      <w:r>
+        <w:rPr>
+          <w:rStyle w:val="Extranjerismo"/>
+        </w:rPr>
+        <w:t>software</w:t>
+      </w:r>
+      <w:r>
+        <w:t>, donde los requisitos evolucionan constantemente, la trazabilidad se convierte en un mecanismo clave para garantizar coherencia, control y cumplimiento. Sin ella, resulta difícil determinar si un requisito fue implementado correctamente o si un cambio afecta otras partes del sistema.</w:t>
+      </w:r>
+    </w:p>
+    <w:p>
+      <w:r>
+        <w:t>El enfoque funcional de la trazabilidad se centra en cómo cada requisito se relaciona con los elementos que permiten su materialización dentro del sistema, asegurando que exista una conexión clara entre lo que se define, lo que se diseña, lo que se desarrolla y lo que se valida.</w:t>
+      </w:r>
+    </w:p>
+    <w:p>
+      <w:r>
+        <w:t>A diferencia de una trazabilidad meramente documental, este enfoque tiene un carácter operativo, ya que permite responder preguntas clave durante el desarrollo como son:</w:t>
+      </w:r>
+    </w:p>
+    <w:p>
+      <w:pPr>
+        <w:pStyle w:val="Prrafodelista"/>
+        <w:numPr>
+          <w:ilvl w:val="0"/>
+          <w:numId w:val="25"/>
+        </w:numPr>
+      </w:pPr>
+      <w:r>
+        <w:t xml:space="preserve">¿Qué parte del sistema implementa este requisito? </w:t>
+      </w:r>
+    </w:p>
+    <w:p>
+      <w:pPr>
+        <w:pStyle w:val="Prrafodelista"/>
+        <w:numPr>
+          <w:ilvl w:val="0"/>
+          <w:numId w:val="25"/>
+        </w:numPr>
+      </w:pPr>
+      <w:r>
+        <w:t xml:space="preserve">¿Qué componentes se ven afectados si el requisito cambia? </w:t>
+      </w:r>
+    </w:p>
+    <w:p>
+      <w:pPr>
+        <w:pStyle w:val="Prrafodelista"/>
+        <w:numPr>
+          <w:ilvl w:val="0"/>
+          <w:numId w:val="25"/>
+        </w:numPr>
+      </w:pPr>
+      <w:r>
+        <w:t xml:space="preserve">¿Cómo se valida que el requisito fue cumplido? </w:t>
+      </w:r>
+    </w:p>
+    <w:p>
+      <w:r>
+        <w:lastRenderedPageBreak/>
+        <w:t>En este sentido, la trazabilidad funcional actúa como un mecanismo de control que vincula los requisitos con su ejecución real dentro del proyecto.</w:t>
+      </w:r>
+    </w:p>
+    <w:p>
+      <w:r>
+        <w:t>El enfoque funcional de la trazabilidad puede aplicarse en distintos niveles del sistema, dependiendo del grado de detalle requerido:</w:t>
+      </w:r>
+    </w:p>
+    <w:p>
+      <w:pPr>
+        <w:pStyle w:val="Prrafodelista"/>
+        <w:numPr>
+          <w:ilvl w:val="0"/>
+          <w:numId w:val="26"/>
+        </w:numPr>
+      </w:pPr>
+      <w:r>
+        <w:rPr>
+          <w:b/>
+        </w:rPr>
+        <w:t>Nivel alto (funcional)</w:t>
+      </w:r>
+      <w:r>
+        <w:t>: r</w:t>
+      </w:r>
+      <w:r>
+        <w:t>elación entre requisitos y funcionalidades generales del sistema.</w:t>
+      </w:r>
+    </w:p>
+    <w:p>
+      <w:pPr>
+        <w:pStyle w:val="Prrafodelista"/>
+        <w:numPr>
+          <w:ilvl w:val="0"/>
+          <w:numId w:val="26"/>
+        </w:numPr>
+      </w:pPr>
+      <w:r>
+        <w:rPr>
+          <w:b/>
+        </w:rPr>
+        <w:t>Nivel medio (arquitectónico)</w:t>
+      </w:r>
+      <w:r>
+        <w:t>: v</w:t>
+      </w:r>
+      <w:r>
+        <w:t>ínculo con componentes o módulos.</w:t>
+      </w:r>
+    </w:p>
+    <w:p>
+      <w:pPr>
+        <w:pStyle w:val="Prrafodelista"/>
+        <w:numPr>
+          <w:ilvl w:val="0"/>
+          <w:numId w:val="26"/>
+        </w:numPr>
+      </w:pPr>
+      <w:r>
+        <w:rPr>
+          <w:b/>
+        </w:rPr>
+        <w:t>Nivel bajo (técnico)</w:t>
+      </w:r>
+      <w:r>
+        <w:t>: r</w:t>
+      </w:r>
+      <w:r>
+        <w:t>elación directa con código y pruebas.</w:t>
+      </w:r>
+    </w:p>
+    <w:p>
+      <w:r>
+        <w:t>Esta segmentación permite adaptar la trazabilidad al tipo de proyecto, evitando sobrecarga de información en sistemas simples o falta de control en sistemas complejos.</w:t>
+      </w:r>
+    </w:p>
+    <w:p>
+      <w:r>
+        <w:t>La matriz de trazabilidad es una herramienta que permite visualizar de manera estructurada las relaciones entre requisitos y otros elementos del sistema. Se utiliza principalmente para verificar que todos los requisitos han sido considerados durante el desarrollo.</w:t>
+      </w:r>
+    </w:p>
+    <w:p>
+      <w:r>
+        <w:t>A diferencia de una lista simple, la matriz permite analizar múltiples relaciones de forma simultánea, facilitando la identificación de vacíos o inconsistencias. Además, tiene la siguiente estructura:</w:t>
+      </w:r>
+    </w:p>
+    <w:p>
+      <w:pPr>
         <w:pStyle w:val="Tabla"/>
       </w:pPr>
       <w:r>
-        <w:lastRenderedPageBreak/>
         <w:t>Estructura de una matriz de trazabilidad</w:t>
       </w:r>
     </w:p>
@@ -6205,6 +6107,7 @@
               </w:rPr>
             </w:pPr>
             <w:r>
+              <w:lastRenderedPageBreak/>
               <w:t>R3</w:t>
             </w:r>
           </w:p>
@@ -6335,7 +6238,15 @@
         <w:t>En entornos complejos, donde existen múltiples dependencias, la trazabilidad se convierte en una herramienta esencial para evitar errores y garantizar la coherencia del sistema.</w:t>
       </w:r>
     </w:p>
-    <w:p/>
+    <w:p>
+      <w:pPr>
+        <w:spacing w:before="0" w:after="160" w:line="259" w:lineRule="auto"/>
+        <w:ind w:firstLine="0"/>
+      </w:pPr>
+      <w:r>
+        <w:br w:type="page"/>
+      </w:r>
+    </w:p>
     <w:p>
       <w:pPr>
         <w:pStyle w:val="Ttulo1"/>
@@ -9179,7 +9090,6 @@
         <w:ind w:firstLine="0"/>
       </w:pPr>
     </w:p>
-    <w:p/>
     <w:p>
       <w:pPr>
         <w:pStyle w:val="Prrafodelista"/>
@@ -9199,6 +9109,7 @@
           <w:b/>
           <w:bCs/>
         </w:rPr>
+        <w:lastRenderedPageBreak/>
         <w:t>Storyboard</w:t>
       </w:r>
     </w:p>
@@ -11565,19 +11476,9 @@
     </w:p>
     <w:p>
       <w:pPr>
-        <w:spacing w:before="0" w:after="160" w:line="259" w:lineRule="auto"/>
-        <w:ind w:firstLine="0"/>
-      </w:pPr>
-      <w:r>
-        <w:br w:type="page"/>
-      </w:r>
-    </w:p>
-    <w:p>
-      <w:pPr>
         <w:pStyle w:val="Video"/>
       </w:pPr>
       <w:r>
-        <w:lastRenderedPageBreak/>
         <w:t>Control de versiones y herramientas asociadas</w:t>
       </w:r>
     </w:p>
@@ -11692,6 +11593,7 @@
               <w:rPr>
                 <w:b/>
               </w:rPr>
+              <w:lastRenderedPageBreak/>
               <w:t xml:space="preserve">Transcripción del video. </w:t>
             </w:r>
             <w:r>
@@ -11733,11 +11635,7 @@
               <w:t>commit</w:t>
             </w:r>
             <w:r>
-              <w:t xml:space="preserve">, dejando constancia de qué se cambió y por qué. Posteriormente, los cambios se sincronizan </w:t>
-            </w:r>
-            <w:r>
-              <w:lastRenderedPageBreak/>
-              <w:t>con el repositorio remoto, permitiendo que todos los miembros accedan a la versión más reciente del sistema.</w:t>
+              <w:t>, dejando constancia de qué se cambió y por qué. Posteriormente, los cambios se sincronizan con el repositorio remoto, permitiendo que todos los miembros accedan a la versión más reciente del sistema.</w:t>
             </w:r>
           </w:p>
           <w:p>
@@ -11761,6 +11659,7 @@
           </w:p>
           <w:p>
             <w:r>
+              <w:lastRenderedPageBreak/>
               <w:t xml:space="preserve">Así, el caso evidencia cómo el control de versiones se convierte en un componente esencial del ciclo de vida del </w:t>
             </w:r>
             <w:r>
@@ -12576,87 +12475,63 @@
     <w:tbl>
       <w:tblPr>
         <w:tblStyle w:val="SENA"/>
-        <w:tblW w:w="9908" w:type="dxa"/>
+        <w:tblW w:w="9918" w:type="dxa"/>
         <w:tblLayout w:type="fixed"/>
         <w:tblLook w:val="04A0" w:firstRow="1" w:lastRow="0" w:firstColumn="1" w:lastColumn="0" w:noHBand="0" w:noVBand="1"/>
       </w:tblPr>
       <w:tblGrid>
-        <w:gridCol w:w="2787"/>
-        <w:gridCol w:w="3212"/>
-        <w:gridCol w:w="3909"/>
+        <w:gridCol w:w="2828"/>
+        <w:gridCol w:w="3260"/>
+        <w:gridCol w:w="3830"/>
       </w:tblGrid>
       <w:tr>
         <w:trPr>
           <w:cnfStyle w:val="100000000000" w:firstRow="1" w:lastRow="0" w:firstColumn="0" w:lastColumn="0" w:oddVBand="0" w:evenVBand="0" w:oddHBand="0" w:evenHBand="0" w:firstRowFirstColumn="0" w:firstRowLastColumn="0" w:lastRowFirstColumn="0" w:lastRowLastColumn="0"/>
           <w:cantSplit/>
-          <w:trHeight w:val="733"/>
+          <w:trHeight w:val="487"/>
           <w:tblHeader/>
         </w:trPr>
         <w:tc>
           <w:tcPr>
-            <w:tcW w:w="2787" w:type="dxa"/>
+            <w:tcW w:w="2828" w:type="dxa"/>
           </w:tcPr>
           <w:p>
             <w:pPr>
-              <w:ind w:firstLine="0"/>
-              <w:rPr>
-                <w:lang w:eastAsia="es-CO"/>
-              </w:rPr>
+              <w:pStyle w:val="TextoTablas"/>
             </w:pPr>
             <w:r>
-              <w:rPr>
-                <w:lang w:eastAsia="es-CO"/>
-              </w:rPr>
               <w:t>Nombre</w:t>
             </w:r>
           </w:p>
         </w:tc>
         <w:tc>
           <w:tcPr>
-            <w:tcW w:w="3212" w:type="dxa"/>
+            <w:tcW w:w="3260" w:type="dxa"/>
           </w:tcPr>
           <w:p>
             <w:pPr>
-              <w:ind w:firstLine="0"/>
-              <w:rPr>
-                <w:lang w:eastAsia="es-CO"/>
-              </w:rPr>
+              <w:pStyle w:val="TextoTablas"/>
             </w:pPr>
             <w:r>
-              <w:rPr>
-                <w:lang w:eastAsia="es-CO"/>
-              </w:rPr>
               <w:t>Cargo</w:t>
             </w:r>
           </w:p>
         </w:tc>
         <w:tc>
           <w:tcPr>
-            <w:tcW w:w="3909" w:type="dxa"/>
+            <w:tcW w:w="3830" w:type="dxa"/>
           </w:tcPr>
           <w:p>
             <w:pPr>
-              <w:ind w:firstLine="0"/>
-              <w:rPr>
-                <w:lang w:eastAsia="es-CO"/>
-              </w:rPr>
+              <w:pStyle w:val="TextoTablas"/>
             </w:pPr>
             <w:r>
-              <w:rPr>
-                <w:lang w:eastAsia="es-CO"/>
-              </w:rPr>
               <w:t>Centro de Formación</w:t>
             </w:r>
             <w:r>
-              <w:rPr>
-                <w:lang w:eastAsia="es-CO"/>
-              </w:rPr>
               <w:t xml:space="preserve"> y </w:t>
             </w:r>
             <w:r>
-              <w:rPr>
-                <w:lang w:eastAsia="es-CO"/>
-              </w:rPr>
               <w:t>Regional</w:t>
             </w:r>
           </w:p>
@@ -12665,11 +12540,11 @@
       <w:tr>
         <w:trPr>
           <w:cnfStyle w:val="000000100000" w:firstRow="0" w:lastRow="0" w:firstColumn="0" w:lastColumn="0" w:oddVBand="0" w:evenVBand="0" w:oddHBand="1" w:evenHBand="0" w:firstRowFirstColumn="0" w:firstRowLastColumn="0" w:lastRowFirstColumn="0" w:lastRowLastColumn="0"/>
-          <w:trHeight w:val="1051"/>
+          <w:trHeight w:val="699"/>
         </w:trPr>
         <w:tc>
           <w:tcPr>
-            <w:tcW w:w="2787" w:type="dxa"/>
+            <w:tcW w:w="2828" w:type="dxa"/>
           </w:tcPr>
           <w:p>
             <w:pPr>
@@ -12685,7 +12560,7 @@
         </w:tc>
         <w:tc>
           <w:tcPr>
-            <w:tcW w:w="3212" w:type="dxa"/>
+            <w:tcW w:w="3260" w:type="dxa"/>
           </w:tcPr>
           <w:p>
             <w:pPr>
@@ -12701,7 +12576,7 @@
         </w:tc>
         <w:tc>
           <w:tcPr>
-            <w:tcW w:w="3909" w:type="dxa"/>
+            <w:tcW w:w="3830" w:type="dxa"/>
           </w:tcPr>
           <w:p>
             <w:pPr>
@@ -12718,11 +12593,11 @@
       </w:tr>
       <w:tr>
         <w:trPr>
-          <w:trHeight w:val="802"/>
+          <w:trHeight w:val="532"/>
         </w:trPr>
         <w:tc>
           <w:tcPr>
-            <w:tcW w:w="2787" w:type="dxa"/>
+            <w:tcW w:w="2828" w:type="dxa"/>
           </w:tcPr>
           <w:p>
             <w:pPr>
@@ -12746,7 +12621,7 @@
         </w:tc>
         <w:tc>
           <w:tcPr>
-            <w:tcW w:w="3212" w:type="dxa"/>
+            <w:tcW w:w="3260" w:type="dxa"/>
           </w:tcPr>
           <w:p>
             <w:pPr>
@@ -12762,7 +12637,7 @@
         </w:tc>
         <w:tc>
           <w:tcPr>
-            <w:tcW w:w="3909" w:type="dxa"/>
+            <w:tcW w:w="3830" w:type="dxa"/>
           </w:tcPr>
           <w:p>
             <w:pPr>
@@ -12780,11 +12655,11 @@
       <w:tr>
         <w:trPr>
           <w:cnfStyle w:val="000000100000" w:firstRow="0" w:lastRow="0" w:firstColumn="0" w:lastColumn="0" w:oddVBand="0" w:evenVBand="0" w:oddHBand="1" w:evenHBand="0" w:firstRowFirstColumn="0" w:firstRowLastColumn="0" w:lastRowFirstColumn="0" w:lastRowLastColumn="0"/>
-          <w:trHeight w:val="788"/>
+          <w:trHeight w:val="523"/>
         </w:trPr>
         <w:tc>
           <w:tcPr>
-            <w:tcW w:w="2787" w:type="dxa"/>
+            <w:tcW w:w="2828" w:type="dxa"/>
           </w:tcPr>
           <w:p>
             <w:pPr>
@@ -12800,7 +12675,7 @@
         </w:tc>
         <w:tc>
           <w:tcPr>
-            <w:tcW w:w="3212" w:type="dxa"/>
+            <w:tcW w:w="3260" w:type="dxa"/>
           </w:tcPr>
           <w:p>
             <w:pPr>
@@ -12816,7 +12691,7 @@
         </w:tc>
         <w:tc>
           <w:tcPr>
-            <w:tcW w:w="3909" w:type="dxa"/>
+            <w:tcW w:w="3830" w:type="dxa"/>
           </w:tcPr>
           <w:p>
             <w:pPr>
@@ -12833,11 +12708,11 @@
       </w:tr>
       <w:tr>
         <w:trPr>
-          <w:trHeight w:val="802"/>
+          <w:trHeight w:val="532"/>
         </w:trPr>
         <w:tc>
           <w:tcPr>
-            <w:tcW w:w="2787" w:type="dxa"/>
+            <w:tcW w:w="2828" w:type="dxa"/>
           </w:tcPr>
           <w:p>
             <w:pPr>
@@ -12853,7 +12728,7 @@
         </w:tc>
         <w:tc>
           <w:tcPr>
-            <w:tcW w:w="3212" w:type="dxa"/>
+            <w:tcW w:w="3260" w:type="dxa"/>
           </w:tcPr>
           <w:p>
             <w:pPr>
@@ -12875,7 +12750,7 @@
         </w:tc>
         <w:tc>
           <w:tcPr>
-            <w:tcW w:w="3909" w:type="dxa"/>
+            <w:tcW w:w="3830" w:type="dxa"/>
           </w:tcPr>
           <w:p>
             <w:pPr>
@@ -12893,11 +12768,11 @@
       <w:tr>
         <w:trPr>
           <w:cnfStyle w:val="000000100000" w:firstRow="0" w:lastRow="0" w:firstColumn="0" w:lastColumn="0" w:oddVBand="0" w:evenVBand="0" w:oddHBand="1" w:evenHBand="0" w:firstRowFirstColumn="0" w:firstRowLastColumn="0" w:lastRowFirstColumn="0" w:lastRowLastColumn="0"/>
-          <w:trHeight w:val="788"/>
+          <w:trHeight w:val="523"/>
         </w:trPr>
         <w:tc>
           <w:tcPr>
-            <w:tcW w:w="2787" w:type="dxa"/>
+            <w:tcW w:w="2828" w:type="dxa"/>
           </w:tcPr>
           <w:p>
             <w:pPr>
@@ -12918,7 +12793,7 @@
         </w:tc>
         <w:tc>
           <w:tcPr>
-            <w:tcW w:w="3212" w:type="dxa"/>
+            <w:tcW w:w="3260" w:type="dxa"/>
           </w:tcPr>
           <w:p>
             <w:pPr>
@@ -12934,7 +12809,7 @@
         </w:tc>
         <w:tc>
           <w:tcPr>
-            <w:tcW w:w="3909" w:type="dxa"/>
+            <w:tcW w:w="3830" w:type="dxa"/>
           </w:tcPr>
           <w:p>
             <w:pPr>
@@ -12951,11 +12826,11 @@
       </w:tr>
       <w:tr>
         <w:trPr>
-          <w:trHeight w:val="788"/>
+          <w:trHeight w:val="523"/>
         </w:trPr>
         <w:tc>
           <w:tcPr>
-            <w:tcW w:w="2787" w:type="dxa"/>
+            <w:tcW w:w="2828" w:type="dxa"/>
           </w:tcPr>
           <w:p>
             <w:pPr>
@@ -12976,7 +12851,7 @@
         </w:tc>
         <w:tc>
           <w:tcPr>
-            <w:tcW w:w="3212" w:type="dxa"/>
+            <w:tcW w:w="3260" w:type="dxa"/>
           </w:tcPr>
           <w:p>
             <w:pPr>
@@ -12989,7 +12864,7 @@
         </w:tc>
         <w:tc>
           <w:tcPr>
-            <w:tcW w:w="3909" w:type="dxa"/>
+            <w:tcW w:w="3830" w:type="dxa"/>
           </w:tcPr>
           <w:p>
             <w:pPr>
@@ -13004,11 +12879,11 @@
       <w:tr>
         <w:trPr>
           <w:cnfStyle w:val="000000100000" w:firstRow="0" w:lastRow="0" w:firstColumn="0" w:lastColumn="0" w:oddVBand="0" w:evenVBand="0" w:oddHBand="1" w:evenHBand="0" w:firstRowFirstColumn="0" w:firstRowLastColumn="0" w:lastRowFirstColumn="0" w:lastRowLastColumn="0"/>
-          <w:trHeight w:val="802"/>
+          <w:trHeight w:val="532"/>
         </w:trPr>
         <w:tc>
           <w:tcPr>
-            <w:tcW w:w="2787" w:type="dxa"/>
+            <w:tcW w:w="2828" w:type="dxa"/>
           </w:tcPr>
           <w:p>
             <w:pPr>
@@ -13032,7 +12907,7 @@
         </w:tc>
         <w:tc>
           <w:tcPr>
-            <w:tcW w:w="3212" w:type="dxa"/>
+            <w:tcW w:w="3260" w:type="dxa"/>
           </w:tcPr>
           <w:p>
             <w:pPr>
@@ -13054,7 +12929,7 @@
         </w:tc>
         <w:tc>
           <w:tcPr>
-            <w:tcW w:w="3909" w:type="dxa"/>
+            <w:tcW w:w="3830" w:type="dxa"/>
           </w:tcPr>
           <w:p>
             <w:pPr>
@@ -13071,11 +12946,11 @@
       </w:tr>
       <w:tr>
         <w:trPr>
-          <w:trHeight w:val="788"/>
+          <w:trHeight w:val="523"/>
         </w:trPr>
         <w:tc>
           <w:tcPr>
-            <w:tcW w:w="2787" w:type="dxa"/>
+            <w:tcW w:w="2828" w:type="dxa"/>
           </w:tcPr>
           <w:p>
             <w:pPr>
@@ -13093,7 +12968,7 @@
         </w:tc>
         <w:tc>
           <w:tcPr>
-            <w:tcW w:w="3212" w:type="dxa"/>
+            <w:tcW w:w="3260" w:type="dxa"/>
           </w:tcPr>
           <w:p>
             <w:pPr>
@@ -13109,7 +12984,7 @@
         </w:tc>
         <w:tc>
           <w:tcPr>
-            <w:tcW w:w="3909" w:type="dxa"/>
+            <w:tcW w:w="3830" w:type="dxa"/>
           </w:tcPr>
           <w:p>
             <w:pPr>
@@ -13127,11 +13002,11 @@
       <w:tr>
         <w:trPr>
           <w:cnfStyle w:val="000000100000" w:firstRow="0" w:lastRow="0" w:firstColumn="0" w:lastColumn="0" w:oddVBand="0" w:evenVBand="0" w:oddHBand="1" w:evenHBand="0" w:firstRowFirstColumn="0" w:firstRowLastColumn="0" w:lastRowFirstColumn="0" w:lastRowLastColumn="0"/>
-          <w:trHeight w:val="802"/>
+          <w:trHeight w:val="532"/>
         </w:trPr>
         <w:tc>
           <w:tcPr>
-            <w:tcW w:w="2787" w:type="dxa"/>
+            <w:tcW w:w="2828" w:type="dxa"/>
           </w:tcPr>
           <w:p>
             <w:pPr>
@@ -13144,7 +13019,7 @@
         </w:tc>
         <w:tc>
           <w:tcPr>
-            <w:tcW w:w="3212" w:type="dxa"/>
+            <w:tcW w:w="3260" w:type="dxa"/>
           </w:tcPr>
           <w:p>
             <w:pPr>
@@ -13157,7 +13032,7 @@
         </w:tc>
         <w:tc>
           <w:tcPr>
-            <w:tcW w:w="3909" w:type="dxa"/>
+            <w:tcW w:w="3830" w:type="dxa"/>
           </w:tcPr>
           <w:p>
             <w:pPr>
@@ -13171,11 +13046,11 @@
       </w:tr>
       <w:tr>
         <w:trPr>
-          <w:trHeight w:val="788"/>
+          <w:trHeight w:val="523"/>
         </w:trPr>
         <w:tc>
           <w:tcPr>
-            <w:tcW w:w="2787" w:type="dxa"/>
+            <w:tcW w:w="2828" w:type="dxa"/>
           </w:tcPr>
           <w:p>
             <w:pPr>
@@ -13188,7 +13063,7 @@
         </w:tc>
         <w:tc>
           <w:tcPr>
-            <w:tcW w:w="3212" w:type="dxa"/>
+            <w:tcW w:w="3260" w:type="dxa"/>
           </w:tcPr>
           <w:p>
             <w:pPr>
@@ -13201,7 +13076,7 @@
         </w:tc>
         <w:tc>
           <w:tcPr>
-            <w:tcW w:w="3909" w:type="dxa"/>
+            <w:tcW w:w="3830" w:type="dxa"/>
           </w:tcPr>
           <w:p>
             <w:pPr>
@@ -13216,11 +13091,11 @@
       <w:tr>
         <w:trPr>
           <w:cnfStyle w:val="000000100000" w:firstRow="0" w:lastRow="0" w:firstColumn="0" w:lastColumn="0" w:oddVBand="0" w:evenVBand="0" w:oddHBand="1" w:evenHBand="0" w:firstRowFirstColumn="0" w:firstRowLastColumn="0" w:lastRowFirstColumn="0" w:lastRowLastColumn="0"/>
-          <w:trHeight w:val="788"/>
+          <w:trHeight w:val="523"/>
         </w:trPr>
         <w:tc>
           <w:tcPr>
-            <w:tcW w:w="2787" w:type="dxa"/>
+            <w:tcW w:w="2828" w:type="dxa"/>
           </w:tcPr>
           <w:p>
             <w:pPr>
@@ -13236,7 +13111,7 @@
         </w:tc>
         <w:tc>
           <w:tcPr>
-            <w:tcW w:w="3212" w:type="dxa"/>
+            <w:tcW w:w="3260" w:type="dxa"/>
           </w:tcPr>
           <w:p>
             <w:pPr>
@@ -13252,7 +13127,7 @@
         </w:tc>
         <w:tc>
           <w:tcPr>
-            <w:tcW w:w="3909" w:type="dxa"/>
+            <w:tcW w:w="3830" w:type="dxa"/>
           </w:tcPr>
           <w:p>
             <w:pPr>
@@ -13269,25 +13144,24 @@
       </w:tr>
       <w:tr>
         <w:trPr>
-          <w:trHeight w:val="788"/>
+          <w:trHeight w:val="523"/>
         </w:trPr>
         <w:tc>
           <w:tcPr>
-            <w:tcW w:w="2787" w:type="dxa"/>
+            <w:tcW w:w="2828" w:type="dxa"/>
           </w:tcPr>
           <w:p>
             <w:pPr>
               <w:pStyle w:val="TextoTablas"/>
             </w:pPr>
             <w:r>
-              <w:lastRenderedPageBreak/>
               <w:t>Javier Mauricio Oviedo</w:t>
             </w:r>
           </w:p>
         </w:tc>
         <w:tc>
           <w:tcPr>
-            <w:tcW w:w="3212" w:type="dxa"/>
+            <w:tcW w:w="3260" w:type="dxa"/>
           </w:tcPr>
           <w:p>
             <w:pPr>
@@ -13303,7 +13177,7 @@
         </w:tc>
         <w:tc>
           <w:tcPr>
-            <w:tcW w:w="3909" w:type="dxa"/>
+            <w:tcW w:w="3830" w:type="dxa"/>
           </w:tcPr>
           <w:p>
             <w:pPr>
@@ -13321,6 +13195,7 @@
     </w:tbl>
     <w:p>
       <w:pPr>
+        <w:ind w:firstLine="0"/>
         <w:rPr>
           <w:lang w:eastAsia="es-CO"/>
         </w:rPr>
@@ -23763,12 +23638,14 @@
 </file>
 
 <file path=customXml/item2.xml><?xml version="1.0" encoding="utf-8"?>
-<?mso-contentType ?>
-<FormTemplates xmlns="http://schemas.microsoft.com/sharepoint/v3/contenttype/forms">
-  <Display>DocumentLibraryForm</Display>
-  <Edit>DocumentLibraryForm</Edit>
-  <New>DocumentLibraryForm</New>
-</FormTemplates>
+<p:properties xmlns:p="http://schemas.microsoft.com/office/2006/metadata/properties" xmlns:xsi="http://www.w3.org/2001/XMLSchema-instance" xmlns:pc="http://schemas.microsoft.com/office/infopath/2007/PartnerControls">
+  <documentManagement>
+    <TaxCatchAll xmlns="13c90a0b-73bc-4dc0-be5f-28d77b615beb" xsi:nil="true"/>
+    <lcf76f155ced4ddcb4097134ff3c332f xmlns="13c93bba-48ce-428c-bfe5-88b42c19b028">
+      <Terms xmlns="http://schemas.microsoft.com/office/infopath/2007/PartnerControls"/>
+    </lcf76f155ced4ddcb4097134ff3c332f>
+  </documentManagement>
+</p:properties>
 </file>
 
 <file path=customXml/item3.xml><?xml version="1.0" encoding="utf-8"?>
@@ -24007,14 +23884,12 @@
 </file>
 
 <file path=customXml/item4.xml><?xml version="1.0" encoding="utf-8"?>
-<p:properties xmlns:p="http://schemas.microsoft.com/office/2006/metadata/properties" xmlns:xsi="http://www.w3.org/2001/XMLSchema-instance" xmlns:pc="http://schemas.microsoft.com/office/infopath/2007/PartnerControls">
-  <documentManagement>
-    <TaxCatchAll xmlns="13c90a0b-73bc-4dc0-be5f-28d77b615beb" xsi:nil="true"/>
-    <lcf76f155ced4ddcb4097134ff3c332f xmlns="13c93bba-48ce-428c-bfe5-88b42c19b028">
-      <Terms xmlns="http://schemas.microsoft.com/office/infopath/2007/PartnerControls"/>
-    </lcf76f155ced4ddcb4097134ff3c332f>
-  </documentManagement>
-</p:properties>
+<?mso-contentType ?>
+<FormTemplates xmlns="http://schemas.microsoft.com/sharepoint/v3/contenttype/forms">
+  <Display>DocumentLibraryForm</Display>
+  <Edit>DocumentLibraryForm</Edit>
+  <New>DocumentLibraryForm</New>
+</FormTemplates>
 </file>
 
 <file path=customXml/itemProps1.xml><?xml version="1.0" encoding="utf-8"?>
@@ -24026,9 +23901,12 @@
 </file>
 
 <file path=customXml/itemProps2.xml><?xml version="1.0" encoding="utf-8"?>
-<ds:datastoreItem xmlns:ds="http://schemas.openxmlformats.org/officeDocument/2006/customXml" ds:itemID="{10663269-2064-4804-8290-36D4A57F5557}">
+<ds:datastoreItem xmlns:ds="http://schemas.openxmlformats.org/officeDocument/2006/customXml" ds:itemID="{1279454D-02BE-4A9C-A117-DCD1573E2608}">
   <ds:schemaRefs>
-    <ds:schemaRef ds:uri="http://schemas.microsoft.com/sharepoint/v3/contenttype/forms"/>
+    <ds:schemaRef ds:uri="http://schemas.microsoft.com/office/2006/metadata/properties"/>
+    <ds:schemaRef ds:uri="http://schemas.microsoft.com/office/infopath/2007/PartnerControls"/>
+    <ds:schemaRef ds:uri="13c90a0b-73bc-4dc0-be5f-28d77b615beb"/>
+    <ds:schemaRef ds:uri="13c93bba-48ce-428c-bfe5-88b42c19b028"/>
   </ds:schemaRefs>
 </ds:datastoreItem>
 </file>
@@ -24053,12 +23931,9 @@
 </file>
 
 <file path=customXml/itemProps4.xml><?xml version="1.0" encoding="utf-8"?>
-<ds:datastoreItem xmlns:ds="http://schemas.openxmlformats.org/officeDocument/2006/customXml" ds:itemID="{1279454D-02BE-4A9C-A117-DCD1573E2608}">
+<ds:datastoreItem xmlns:ds="http://schemas.openxmlformats.org/officeDocument/2006/customXml" ds:itemID="{10663269-2064-4804-8290-36D4A57F5557}">
   <ds:schemaRefs>
-    <ds:schemaRef ds:uri="http://schemas.microsoft.com/office/2006/metadata/properties"/>
-    <ds:schemaRef ds:uri="http://schemas.microsoft.com/office/infopath/2007/PartnerControls"/>
-    <ds:schemaRef ds:uri="13c90a0b-73bc-4dc0-be5f-28d77b615beb"/>
-    <ds:schemaRef ds:uri="13c93bba-48ce-428c-bfe5-88b42c19b028"/>
+    <ds:schemaRef ds:uri="http://schemas.microsoft.com/sharepoint/v3/contenttype/forms"/>
   </ds:schemaRefs>
 </ds:datastoreItem>
 </file>